--- a/treasury-platform/docs/30-readiness/word/DOC-S09-backup-restore-dr.docx
+++ b/treasury-platform/docs/30-readiness/word/DOC-S09-backup-restore-dr.docx
@@ -12091,11 +12091,11 @@
         </w:tblBorders>
       </w:tblPr>
       <w:tblGrid>
-        <w:gridCol w:w="1379"/>
-        <w:gridCol w:w="1552"/>
-        <w:gridCol w:w="1931"/>
-        <w:gridCol w:w="1379"/>
-        <w:gridCol w:w="3623"/>
+        <w:gridCol w:w="1329"/>
+        <w:gridCol w:w="1495"/>
+        <w:gridCol w:w="2218"/>
+        <w:gridCol w:w="1329"/>
+        <w:gridCol w:w="3493"/>
       </w:tblGrid>
       <w:tr>
         <w:trPr>
@@ -12104,7 +12104,7 @@
         </w:trPr>
         <w:tc>
           <w:tcPr>
-            <w:tcW w:type="dxa" w:w="1379"/>
+            <w:tcW w:type="dxa" w:w="1329"/>
             <w:tcBorders>
               <w:top w:val="single" w:color="BFC9D6" w:sz="4"/>
               <w:left w:val="single" w:color="BFC9D6" w:sz="4"/>
@@ -12142,7 +12142,7 @@
         </w:tc>
         <w:tc>
           <w:tcPr>
-            <w:tcW w:type="dxa" w:w="1552"/>
+            <w:tcW w:type="dxa" w:w="1495"/>
             <w:tcBorders>
               <w:top w:val="single" w:color="BFC9D6" w:sz="4"/>
               <w:left w:val="single" w:color="BFC9D6" w:sz="4"/>
@@ -12180,7 +12180,7 @@
         </w:tc>
         <w:tc>
           <w:tcPr>
-            <w:tcW w:type="dxa" w:w="1931"/>
+            <w:tcW w:type="dxa" w:w="2218"/>
             <w:tcBorders>
               <w:top w:val="single" w:color="BFC9D6" w:sz="4"/>
               <w:left w:val="single" w:color="BFC9D6" w:sz="4"/>
@@ -12218,7 +12218,7 @@
         </w:tc>
         <w:tc>
           <w:tcPr>
-            <w:tcW w:type="dxa" w:w="1379"/>
+            <w:tcW w:type="dxa" w:w="1329"/>
             <w:tcBorders>
               <w:top w:val="single" w:color="BFC9D6" w:sz="4"/>
               <w:left w:val="single" w:color="BFC9D6" w:sz="4"/>
@@ -12256,7 +12256,7 @@
         </w:tc>
         <w:tc>
           <w:tcPr>
-            <w:tcW w:type="dxa" w:w="3623"/>
+            <w:tcW w:type="dxa" w:w="3493"/>
             <w:tcBorders>
               <w:top w:val="single" w:color="BFC9D6" w:sz="4"/>
               <w:left w:val="single" w:color="BFC9D6" w:sz="4"/>
@@ -12299,7 +12299,7 @@
         </w:trPr>
         <w:tc>
           <w:tcPr>
-            <w:tcW w:type="dxa" w:w="1379"/>
+            <w:tcW w:type="dxa" w:w="1329"/>
             <w:tcBorders>
               <w:top w:val="single" w:color="BFC9D6" w:sz="4"/>
               <w:left w:val="single" w:color="BFC9D6" w:sz="4"/>
@@ -12335,7 +12335,7 @@
         </w:tc>
         <w:tc>
           <w:tcPr>
-            <w:tcW w:type="dxa" w:w="1552"/>
+            <w:tcW w:type="dxa" w:w="1495"/>
             <w:tcBorders>
               <w:top w:val="single" w:color="BFC9D6" w:sz="4"/>
               <w:left w:val="single" w:color="BFC9D6" w:sz="4"/>
@@ -12371,43 +12371,52 @@
         </w:tc>
         <w:tc>
           <w:tcPr>
-            <w:tcW w:type="dxa" w:w="1931"/>
-            <w:tcBorders>
-              <w:top w:val="single" w:color="BFC9D6" w:sz="4"/>
-              <w:left w:val="single" w:color="BFC9D6" w:sz="4"/>
-              <w:bottom w:val="single" w:color="BFC9D6" w:sz="4"/>
-              <w:right w:val="single" w:color="BFC9D6" w:sz="4"/>
-            </w:tcBorders>
-            <w:tcMar>
-              <w:top w:type="dxa" w:w="50"/>
-              <w:left w:type="dxa" w:w="90"/>
-              <w:bottom w:type="dxa" w:w="50"/>
-              <w:right w:type="dxa" w:w="90"/>
-            </w:tcMar>
-            <w:vAlign w:val="top"/>
-          </w:tcPr>
-          <w:p>
-            <w:pPr>
-              <w:keepNext w:val="false"/>
-              <w:bidi/>
-              <w:spacing w:after="30" w:before="30" w:line="264"/>
-            </w:pPr>
-            <w:r>
-              <w:rPr>
-                <w:rFonts w:ascii="Arial" w:cs="Arial" w:eastAsia="Arial" w:hAnsi="Arial"/>
-                <w:b w:val="false"/>
-                <w:bCs w:val="false"/>
-                <w:sz w:val="18"/>
-                <w:szCs w:val="18"/>
-                <w:rtl/>
-              </w:rPr>
-              <w:t xml:space="preserve">اعتماد RPO؛ RTO 4 ساعات مع قبول أن كارثة واحدة تكسر هدف التوفر في شهرها، ومراجعة بعد أول تمرين</w:t>
-            </w:r>
-          </w:p>
-        </w:tc>
-        <w:tc>
-          <w:tcPr>
-            <w:tcW w:type="dxa" w:w="1379"/>
+            <w:tcW w:type="dxa" w:w="2218"/>
+            <w:tcBorders>
+              <w:top w:val="single" w:color="BFC9D6" w:sz="4"/>
+              <w:left w:val="single" w:color="BFC9D6" w:sz="4"/>
+              <w:bottom w:val="single" w:color="BFC9D6" w:sz="4"/>
+              <w:right w:val="single" w:color="BFC9D6" w:sz="4"/>
+            </w:tcBorders>
+            <w:tcMar>
+              <w:top w:type="dxa" w:w="50"/>
+              <w:left w:type="dxa" w:w="90"/>
+              <w:bottom w:type="dxa" w:w="50"/>
+              <w:right w:type="dxa" w:w="90"/>
+            </w:tcMar>
+            <w:vAlign w:val="top"/>
+          </w:tcPr>
+          <w:p>
+            <w:pPr>
+              <w:keepNext w:val="false"/>
+              <w:bidi/>
+              <w:spacing w:after="30" w:before="30" w:line="264"/>
+            </w:pPr>
+            <w:r>
+              <w:rPr>
+                <w:rFonts w:ascii="Segoe UI Emoji" w:cs="Segoe UI Emoji" w:eastAsia="Segoe UI Emoji" w:hAnsi="Segoe UI Emoji"/>
+                <w:sz w:val="18"/>
+                <w:szCs w:val="18"/>
+                <w:rtl/>
+              </w:rPr>
+              <w:t xml:space="preserve">✅</w:t>
+            </w:r>
+            <w:r>
+              <w:rPr>
+                <w:rFonts w:ascii="Arial" w:cs="Arial" w:eastAsia="Arial" w:hAnsi="Arial"/>
+                <w:b w:val="false"/>
+                <w:bCs w:val="false"/>
+                <w:sz w:val="18"/>
+                <w:szCs w:val="18"/>
+                <w:rtl/>
+              </w:rPr>
+              <w:t xml:space="preserve"> معتمد من المالك (2026-10-12): اعتماد RPO؛ RTO 4 ساعات مع قبول أن كارثة واحدة تكسر هدف التوفر في شهرها، ومراجعة بعد أول تمرين</w:t>
+            </w:r>
+          </w:p>
+        </w:tc>
+        <w:tc>
+          <w:tcPr>
+            <w:tcW w:type="dxa" w:w="1329"/>
             <w:tcBorders>
               <w:top w:val="single" w:color="BFC9D6" w:sz="4"/>
               <w:left w:val="single" w:color="BFC9D6" w:sz="4"/>
@@ -12443,7 +12452,7 @@
         </w:tc>
         <w:tc>
           <w:tcPr>
-            <w:tcW w:type="dxa" w:w="3623"/>
+            <w:tcW w:type="dxa" w:w="3493"/>
             <w:tcBorders>
               <w:top w:val="single" w:color="BFC9D6" w:sz="4"/>
               <w:left w:val="single" w:color="BFC9D6" w:sz="4"/>
@@ -12484,7 +12493,7 @@
         </w:trPr>
         <w:tc>
           <w:tcPr>
-            <w:tcW w:type="dxa" w:w="1379"/>
+            <w:tcW w:type="dxa" w:w="1329"/>
             <w:tcBorders>
               <w:top w:val="single" w:color="BFC9D6" w:sz="4"/>
               <w:left w:val="single" w:color="BFC9D6" w:sz="4"/>
@@ -12521,7 +12530,7 @@
         </w:tc>
         <w:tc>
           <w:tcPr>
-            <w:tcW w:type="dxa" w:w="1552"/>
+            <w:tcW w:type="dxa" w:w="1495"/>
             <w:tcBorders>
               <w:top w:val="single" w:color="BFC9D6" w:sz="4"/>
               <w:left w:val="single" w:color="BFC9D6" w:sz="4"/>
@@ -12558,7 +12567,7 @@
         </w:tc>
         <w:tc>
           <w:tcPr>
-            <w:tcW w:type="dxa" w:w="1931"/>
+            <w:tcW w:type="dxa" w:w="2218"/>
             <w:tcBorders>
               <w:top w:val="single" w:color="BFC9D6" w:sz="4"/>
               <w:left w:val="single" w:color="BFC9D6" w:sz="4"/>
@@ -12582,20 +12591,29 @@
             </w:pPr>
             <w:r>
               <w:rPr>
-                <w:rFonts w:ascii="Arial" w:cs="Arial" w:eastAsia="Arial" w:hAnsi="Arial"/>
-                <w:b w:val="false"/>
-                <w:bCs w:val="false"/>
-                <w:sz w:val="18"/>
-                <w:szCs w:val="18"/>
-                <w:rtl/>
-              </w:rPr>
-              <w:t xml:space="preserve">مزوّد مختلف عن مزوّد VPS، في دولة يقبلها الرأي القانوني</w:t>
-            </w:r>
-          </w:p>
-        </w:tc>
-        <w:tc>
-          <w:tcPr>
-            <w:tcW w:type="dxa" w:w="1379"/>
+                <w:rFonts w:ascii="Segoe UI Emoji" w:cs="Segoe UI Emoji" w:eastAsia="Segoe UI Emoji" w:hAnsi="Segoe UI Emoji"/>
+                <w:sz w:val="18"/>
+                <w:szCs w:val="18"/>
+                <w:rtl/>
+              </w:rPr>
+              <w:t xml:space="preserve">✅</w:t>
+            </w:r>
+            <w:r>
+              <w:rPr>
+                <w:rFonts w:ascii="Arial" w:cs="Arial" w:eastAsia="Arial" w:hAnsi="Arial"/>
+                <w:b w:val="false"/>
+                <w:bCs w:val="false"/>
+                <w:sz w:val="18"/>
+                <w:szCs w:val="18"/>
+                <w:rtl/>
+              </w:rPr>
+              <w:t xml:space="preserve"> معتمد من المالك (2026-10-12): مزوّد مختلف عن مزوّد VPS، في دولة يقبلها الرأي القانوني</w:t>
+            </w:r>
+          </w:p>
+        </w:tc>
+        <w:tc>
+          <w:tcPr>
+            <w:tcW w:type="dxa" w:w="1329"/>
             <w:tcBorders>
               <w:top w:val="single" w:color="BFC9D6" w:sz="4"/>
               <w:left w:val="single" w:color="BFC9D6" w:sz="4"/>
@@ -12632,7 +12650,7 @@
         </w:tc>
         <w:tc>
           <w:tcPr>
-            <w:tcW w:type="dxa" w:w="3623"/>
+            <w:tcW w:type="dxa" w:w="3493"/>
             <w:tcBorders>
               <w:top w:val="single" w:color="BFC9D6" w:sz="4"/>
               <w:left w:val="single" w:color="BFC9D6" w:sz="4"/>
@@ -12674,7 +12692,7 @@
         </w:trPr>
         <w:tc>
           <w:tcPr>
-            <w:tcW w:type="dxa" w:w="1379"/>
+            <w:tcW w:type="dxa" w:w="1329"/>
             <w:tcBorders>
               <w:top w:val="single" w:color="BFC9D6" w:sz="4"/>
               <w:left w:val="single" w:color="BFC9D6" w:sz="4"/>
@@ -12710,7 +12728,7 @@
         </w:tc>
         <w:tc>
           <w:tcPr>
-            <w:tcW w:type="dxa" w:w="1552"/>
+            <w:tcW w:type="dxa" w:w="1495"/>
             <w:tcBorders>
               <w:top w:val="single" w:color="BFC9D6" w:sz="4"/>
               <w:left w:val="single" w:color="BFC9D6" w:sz="4"/>
@@ -12746,43 +12764,52 @@
         </w:tc>
         <w:tc>
           <w:tcPr>
-            <w:tcW w:type="dxa" w:w="1931"/>
-            <w:tcBorders>
-              <w:top w:val="single" w:color="BFC9D6" w:sz="4"/>
-              <w:left w:val="single" w:color="BFC9D6" w:sz="4"/>
-              <w:bottom w:val="single" w:color="BFC9D6" w:sz="4"/>
-              <w:right w:val="single" w:color="BFC9D6" w:sz="4"/>
-            </w:tcBorders>
-            <w:tcMar>
-              <w:top w:type="dxa" w:w="50"/>
-              <w:left w:type="dxa" w:w="90"/>
-              <w:bottom w:type="dxa" w:w="50"/>
-              <w:right w:type="dxa" w:w="90"/>
-            </w:tcMar>
-            <w:vAlign w:val="top"/>
-          </w:tcPr>
-          <w:p>
-            <w:pPr>
-              <w:keepNext w:val="false"/>
-              <w:bidi/>
-              <w:spacing w:after="30" w:before="30" w:line="264"/>
-            </w:pPr>
-            <w:r>
-              <w:rPr>
-                <w:rFonts w:ascii="Arial" w:cs="Arial" w:eastAsia="Arial" w:hAnsi="Arial"/>
-                <w:b w:val="false"/>
-                <w:bCs w:val="false"/>
-                <w:sz w:val="18"/>
-                <w:szCs w:val="18"/>
-                <w:rtl/>
-              </w:rPr>
-              <w:t xml:space="preserve">لا خدمة حتى S5؛ استعادة كاملة للكوارث فقط</w:t>
-            </w:r>
-          </w:p>
-        </w:tc>
-        <w:tc>
-          <w:tcPr>
-            <w:tcW w:type="dxa" w:w="1379"/>
+            <w:tcW w:type="dxa" w:w="2218"/>
+            <w:tcBorders>
+              <w:top w:val="single" w:color="BFC9D6" w:sz="4"/>
+              <w:left w:val="single" w:color="BFC9D6" w:sz="4"/>
+              <w:bottom w:val="single" w:color="BFC9D6" w:sz="4"/>
+              <w:right w:val="single" w:color="BFC9D6" w:sz="4"/>
+            </w:tcBorders>
+            <w:tcMar>
+              <w:top w:type="dxa" w:w="50"/>
+              <w:left w:type="dxa" w:w="90"/>
+              <w:bottom w:type="dxa" w:w="50"/>
+              <w:right w:type="dxa" w:w="90"/>
+            </w:tcMar>
+            <w:vAlign w:val="top"/>
+          </w:tcPr>
+          <w:p>
+            <w:pPr>
+              <w:keepNext w:val="false"/>
+              <w:bidi/>
+              <w:spacing w:after="30" w:before="30" w:line="264"/>
+            </w:pPr>
+            <w:r>
+              <w:rPr>
+                <w:rFonts w:ascii="Segoe UI Emoji" w:cs="Segoe UI Emoji" w:eastAsia="Segoe UI Emoji" w:hAnsi="Segoe UI Emoji"/>
+                <w:sz w:val="18"/>
+                <w:szCs w:val="18"/>
+                <w:rtl/>
+              </w:rPr>
+              <w:t xml:space="preserve">✅</w:t>
+            </w:r>
+            <w:r>
+              <w:rPr>
+                <w:rFonts w:ascii="Arial" w:cs="Arial" w:eastAsia="Arial" w:hAnsi="Arial"/>
+                <w:b w:val="false"/>
+                <w:bCs w:val="false"/>
+                <w:sz w:val="18"/>
+                <w:szCs w:val="18"/>
+                <w:rtl/>
+              </w:rPr>
+              <w:t xml:space="preserve"> معتمد من المالك (2026-10-12): لا خدمة حتى S5؛ استعادة كاملة للكوارث فقط</w:t>
+            </w:r>
+          </w:p>
+        </w:tc>
+        <w:tc>
+          <w:tcPr>
+            <w:tcW w:type="dxa" w:w="1329"/>
             <w:tcBorders>
               <w:top w:val="single" w:color="BFC9D6" w:sz="4"/>
               <w:left w:val="single" w:color="BFC9D6" w:sz="4"/>
@@ -12818,7 +12845,7 @@
         </w:tc>
         <w:tc>
           <w:tcPr>
-            <w:tcW w:type="dxa" w:w="3623"/>
+            <w:tcW w:type="dxa" w:w="3493"/>
             <w:tcBorders>
               <w:top w:val="single" w:color="BFC9D6" w:sz="4"/>
               <w:left w:val="single" w:color="BFC9D6" w:sz="4"/>
@@ -12859,7 +12886,7 @@
         </w:trPr>
         <w:tc>
           <w:tcPr>
-            <w:tcW w:type="dxa" w:w="1379"/>
+            <w:tcW w:type="dxa" w:w="1329"/>
             <w:tcBorders>
               <w:top w:val="single" w:color="BFC9D6" w:sz="4"/>
               <w:left w:val="single" w:color="BFC9D6" w:sz="4"/>
@@ -12896,7 +12923,7 @@
         </w:tc>
         <w:tc>
           <w:tcPr>
-            <w:tcW w:type="dxa" w:w="1552"/>
+            <w:tcW w:type="dxa" w:w="1495"/>
             <w:tcBorders>
               <w:top w:val="single" w:color="BFC9D6" w:sz="4"/>
               <w:left w:val="single" w:color="BFC9D6" w:sz="4"/>
@@ -12933,7 +12960,7 @@
         </w:tc>
         <w:tc>
           <w:tcPr>
-            <w:tcW w:type="dxa" w:w="1931"/>
+            <w:tcW w:type="dxa" w:w="2218"/>
             <w:tcBorders>
               <w:top w:val="single" w:color="BFC9D6" w:sz="4"/>
               <w:left w:val="single" w:color="BFC9D6" w:sz="4"/>
@@ -12970,7 +12997,7 @@
         </w:tc>
         <w:tc>
           <w:tcPr>
-            <w:tcW w:type="dxa" w:w="1379"/>
+            <w:tcW w:type="dxa" w:w="1329"/>
             <w:tcBorders>
               <w:top w:val="single" w:color="BFC9D6" w:sz="4"/>
               <w:left w:val="single" w:color="BFC9D6" w:sz="4"/>
@@ -13007,7 +13034,7 @@
         </w:tc>
         <w:tc>
           <w:tcPr>
-            <w:tcW w:type="dxa" w:w="3623"/>
+            <w:tcW w:type="dxa" w:w="3493"/>
             <w:tcBorders>
               <w:top w:val="single" w:color="BFC9D6" w:sz="4"/>
               <w:left w:val="single" w:color="BFC9D6" w:sz="4"/>
@@ -13049,7 +13076,7 @@
         </w:trPr>
         <w:tc>
           <w:tcPr>
-            <w:tcW w:type="dxa" w:w="1379"/>
+            <w:tcW w:type="dxa" w:w="1329"/>
             <w:tcBorders>
               <w:top w:val="single" w:color="BFC9D6" w:sz="4"/>
               <w:left w:val="single" w:color="BFC9D6" w:sz="4"/>
@@ -13085,7 +13112,7 @@
         </w:tc>
         <w:tc>
           <w:tcPr>
-            <w:tcW w:type="dxa" w:w="1552"/>
+            <w:tcW w:type="dxa" w:w="1495"/>
             <w:tcBorders>
               <w:top w:val="single" w:color="BFC9D6" w:sz="4"/>
               <w:left w:val="single" w:color="BFC9D6" w:sz="4"/>
@@ -13121,43 +13148,52 @@
         </w:tc>
         <w:tc>
           <w:tcPr>
-            <w:tcW w:type="dxa" w:w="1931"/>
-            <w:tcBorders>
-              <w:top w:val="single" w:color="BFC9D6" w:sz="4"/>
-              <w:left w:val="single" w:color="BFC9D6" w:sz="4"/>
-              <w:bottom w:val="single" w:color="BFC9D6" w:sz="4"/>
-              <w:right w:val="single" w:color="BFC9D6" w:sz="4"/>
-            </w:tcBorders>
-            <w:tcMar>
-              <w:top w:type="dxa" w:w="50"/>
-              <w:left w:type="dxa" w:w="90"/>
-              <w:bottom w:type="dxa" w:w="50"/>
-              <w:right w:type="dxa" w:w="90"/>
-            </w:tcMar>
-            <w:vAlign w:val="top"/>
-          </w:tcPr>
-          <w:p>
-            <w:pPr>
-              <w:keepNext w:val="false"/>
-              <w:bidi/>
-              <w:spacing w:after="30" w:before="30" w:line="264"/>
-            </w:pPr>
-            <w:r>
-              <w:rPr>
-                <w:rFonts w:ascii="Arial" w:cs="Arial" w:eastAsia="Arial" w:hAnsi="Arial"/>
-                <w:b w:val="false"/>
-                <w:bCs w:val="false"/>
-                <w:sz w:val="18"/>
-                <w:szCs w:val="18"/>
-                <w:rtl/>
-              </w:rPr>
-              <w:t xml:space="preserve">35 يومًا للاستعادة النقطية و12 شهرًا للنسخ الشهرية، بلا نسخ سنوية</w:t>
-            </w:r>
-          </w:p>
-        </w:tc>
-        <w:tc>
-          <w:tcPr>
-            <w:tcW w:type="dxa" w:w="1379"/>
+            <w:tcW w:type="dxa" w:w="2218"/>
+            <w:tcBorders>
+              <w:top w:val="single" w:color="BFC9D6" w:sz="4"/>
+              <w:left w:val="single" w:color="BFC9D6" w:sz="4"/>
+              <w:bottom w:val="single" w:color="BFC9D6" w:sz="4"/>
+              <w:right w:val="single" w:color="BFC9D6" w:sz="4"/>
+            </w:tcBorders>
+            <w:tcMar>
+              <w:top w:type="dxa" w:w="50"/>
+              <w:left w:type="dxa" w:w="90"/>
+              <w:bottom w:type="dxa" w:w="50"/>
+              <w:right w:type="dxa" w:w="90"/>
+            </w:tcMar>
+            <w:vAlign w:val="top"/>
+          </w:tcPr>
+          <w:p>
+            <w:pPr>
+              <w:keepNext w:val="false"/>
+              <w:bidi/>
+              <w:spacing w:after="30" w:before="30" w:line="264"/>
+            </w:pPr>
+            <w:r>
+              <w:rPr>
+                <w:rFonts w:ascii="Segoe UI Emoji" w:cs="Segoe UI Emoji" w:eastAsia="Segoe UI Emoji" w:hAnsi="Segoe UI Emoji"/>
+                <w:sz w:val="18"/>
+                <w:szCs w:val="18"/>
+                <w:rtl/>
+              </w:rPr>
+              <w:t xml:space="preserve">✅</w:t>
+            </w:r>
+            <w:r>
+              <w:rPr>
+                <w:rFonts w:ascii="Arial" w:cs="Arial" w:eastAsia="Arial" w:hAnsi="Arial"/>
+                <w:b w:val="false"/>
+                <w:bCs w:val="false"/>
+                <w:sz w:val="18"/>
+                <w:szCs w:val="18"/>
+                <w:rtl/>
+              </w:rPr>
+              <w:t xml:space="preserve"> معتمد من المالك (2026-10-12): 35 يومًا للاستعادة النقطية و12 شهرًا للنسخ الشهرية، بلا نسخ سنوية</w:t>
+            </w:r>
+          </w:p>
+        </w:tc>
+        <w:tc>
+          <w:tcPr>
+            <w:tcW w:type="dxa" w:w="1329"/>
             <w:tcBorders>
               <w:top w:val="single" w:color="BFC9D6" w:sz="4"/>
               <w:left w:val="single" w:color="BFC9D6" w:sz="4"/>
@@ -13193,7 +13229,7 @@
         </w:tc>
         <w:tc>
           <w:tcPr>
-            <w:tcW w:type="dxa" w:w="3623"/>
+            <w:tcW w:type="dxa" w:w="3493"/>
             <w:tcBorders>
               <w:top w:val="single" w:color="BFC9D6" w:sz="4"/>
               <w:left w:val="single" w:color="BFC9D6" w:sz="4"/>
@@ -13234,7 +13270,7 @@
         </w:trPr>
         <w:tc>
           <w:tcPr>
-            <w:tcW w:type="dxa" w:w="1379"/>
+            <w:tcW w:type="dxa" w:w="1329"/>
             <w:tcBorders>
               <w:top w:val="single" w:color="BFC9D6" w:sz="4"/>
               <w:left w:val="single" w:color="BFC9D6" w:sz="4"/>
@@ -13271,7 +13307,7 @@
         </w:tc>
         <w:tc>
           <w:tcPr>
-            <w:tcW w:type="dxa" w:w="1552"/>
+            <w:tcW w:type="dxa" w:w="1495"/>
             <w:tcBorders>
               <w:top w:val="single" w:color="BFC9D6" w:sz="4"/>
               <w:left w:val="single" w:color="BFC9D6" w:sz="4"/>
@@ -13308,7 +13344,7 @@
         </w:tc>
         <w:tc>
           <w:tcPr>
-            <w:tcW w:type="dxa" w:w="1931"/>
+            <w:tcW w:type="dxa" w:w="2218"/>
             <w:tcBorders>
               <w:top w:val="single" w:color="BFC9D6" w:sz="4"/>
               <w:left w:val="single" w:color="BFC9D6" w:sz="4"/>
@@ -13332,20 +13368,29 @@
             </w:pPr>
             <w:r>
               <w:rPr>
-                <w:rFonts w:ascii="Arial" w:cs="Arial" w:eastAsia="Arial" w:hAnsi="Arial"/>
-                <w:b w:val="false"/>
-                <w:bCs w:val="false"/>
-                <w:sz w:val="18"/>
-                <w:szCs w:val="18"/>
-                <w:rtl/>
-              </w:rPr>
-              <w:t xml:space="preserve">معطّلة، أو مقيّدة بموافقة المالك ومعاملة نسخة غير مشفّرة</w:t>
-            </w:r>
-          </w:p>
-        </w:tc>
-        <w:tc>
-          <w:tcPr>
-            <w:tcW w:type="dxa" w:w="1379"/>
+                <w:rFonts w:ascii="Segoe UI Emoji" w:cs="Segoe UI Emoji" w:eastAsia="Segoe UI Emoji" w:hAnsi="Segoe UI Emoji"/>
+                <w:sz w:val="18"/>
+                <w:szCs w:val="18"/>
+                <w:rtl/>
+              </w:rPr>
+              <w:t xml:space="preserve">✅</w:t>
+            </w:r>
+            <w:r>
+              <w:rPr>
+                <w:rFonts w:ascii="Arial" w:cs="Arial" w:eastAsia="Arial" w:hAnsi="Arial"/>
+                <w:b w:val="false"/>
+                <w:bCs w:val="false"/>
+                <w:sz w:val="18"/>
+                <w:szCs w:val="18"/>
+                <w:rtl/>
+              </w:rPr>
+              <w:t xml:space="preserve"> معتمد من المالك (2026-10-12): معطّلة، أو مقيّدة بموافقة المالك ومعاملة نسخة غير مشفّرة</w:t>
+            </w:r>
+          </w:p>
+        </w:tc>
+        <w:tc>
+          <w:tcPr>
+            <w:tcW w:type="dxa" w:w="1329"/>
             <w:tcBorders>
               <w:top w:val="single" w:color="BFC9D6" w:sz="4"/>
               <w:left w:val="single" w:color="BFC9D6" w:sz="4"/>
@@ -13382,7 +13427,7 @@
         </w:tc>
         <w:tc>
           <w:tcPr>
-            <w:tcW w:type="dxa" w:w="3623"/>
+            <w:tcW w:type="dxa" w:w="3493"/>
             <w:tcBorders>
               <w:top w:val="single" w:color="BFC9D6" w:sz="4"/>
               <w:left w:val="single" w:color="BFC9D6" w:sz="4"/>
@@ -13424,7 +13469,7 @@
         </w:trPr>
         <w:tc>
           <w:tcPr>
-            <w:tcW w:type="dxa" w:w="1379"/>
+            <w:tcW w:type="dxa" w:w="1329"/>
             <w:tcBorders>
               <w:top w:val="single" w:color="BFC9D6" w:sz="4"/>
               <w:left w:val="single" w:color="BFC9D6" w:sz="4"/>
@@ -13460,7 +13505,7 @@
         </w:tc>
         <w:tc>
           <w:tcPr>
-            <w:tcW w:type="dxa" w:w="1552"/>
+            <w:tcW w:type="dxa" w:w="1495"/>
             <w:tcBorders>
               <w:top w:val="single" w:color="BFC9D6" w:sz="4"/>
               <w:left w:val="single" w:color="BFC9D6" w:sz="4"/>
@@ -13496,43 +13541,52 @@
         </w:tc>
         <w:tc>
           <w:tcPr>
-            <w:tcW w:type="dxa" w:w="1931"/>
-            <w:tcBorders>
-              <w:top w:val="single" w:color="BFC9D6" w:sz="4"/>
-              <w:left w:val="single" w:color="BFC9D6" w:sz="4"/>
-              <w:bottom w:val="single" w:color="BFC9D6" w:sz="4"/>
-              <w:right w:val="single" w:color="BFC9D6" w:sz="4"/>
-            </w:tcBorders>
-            <w:tcMar>
-              <w:top w:type="dxa" w:w="50"/>
-              <w:left w:type="dxa" w:w="90"/>
-              <w:bottom w:type="dxa" w:w="50"/>
-              <w:right w:type="dxa" w:w="90"/>
-            </w:tcMar>
-            <w:vAlign w:val="top"/>
-          </w:tcPr>
-          <w:p>
-            <w:pPr>
-              <w:keepNext w:val="false"/>
-              <w:bidi/>
-              <w:spacing w:after="30" w:before="30" w:line="264"/>
-            </w:pPr>
-            <w:r>
-              <w:rPr>
-                <w:rFonts w:ascii="Arial" w:cs="Arial" w:eastAsia="Arial" w:hAnsi="Arial"/>
-                <w:b w:val="false"/>
-                <w:bCs w:val="false"/>
-                <w:sz w:val="18"/>
-                <w:szCs w:val="18"/>
-                <w:rtl/>
-              </w:rPr>
-              <w:t xml:space="preserve">لا الآن؛ يُعاد النظر إن لم يحقق التمرين RTO</w:t>
-            </w:r>
-          </w:p>
-        </w:tc>
-        <w:tc>
-          <w:tcPr>
-            <w:tcW w:type="dxa" w:w="1379"/>
+            <w:tcW w:type="dxa" w:w="2218"/>
+            <w:tcBorders>
+              <w:top w:val="single" w:color="BFC9D6" w:sz="4"/>
+              <w:left w:val="single" w:color="BFC9D6" w:sz="4"/>
+              <w:bottom w:val="single" w:color="BFC9D6" w:sz="4"/>
+              <w:right w:val="single" w:color="BFC9D6" w:sz="4"/>
+            </w:tcBorders>
+            <w:tcMar>
+              <w:top w:type="dxa" w:w="50"/>
+              <w:left w:type="dxa" w:w="90"/>
+              <w:bottom w:type="dxa" w:w="50"/>
+              <w:right w:type="dxa" w:w="90"/>
+            </w:tcMar>
+            <w:vAlign w:val="top"/>
+          </w:tcPr>
+          <w:p>
+            <w:pPr>
+              <w:keepNext w:val="false"/>
+              <w:bidi/>
+              <w:spacing w:after="30" w:before="30" w:line="264"/>
+            </w:pPr>
+            <w:r>
+              <w:rPr>
+                <w:rFonts w:ascii="Segoe UI Emoji" w:cs="Segoe UI Emoji" w:eastAsia="Segoe UI Emoji" w:hAnsi="Segoe UI Emoji"/>
+                <w:sz w:val="18"/>
+                <w:szCs w:val="18"/>
+                <w:rtl/>
+              </w:rPr>
+              <w:t xml:space="preserve">✅</w:t>
+            </w:r>
+            <w:r>
+              <w:rPr>
+                <w:rFonts w:ascii="Arial" w:cs="Arial" w:eastAsia="Arial" w:hAnsi="Arial"/>
+                <w:b w:val="false"/>
+                <w:bCs w:val="false"/>
+                <w:sz w:val="18"/>
+                <w:szCs w:val="18"/>
+                <w:rtl/>
+              </w:rPr>
+              <w:t xml:space="preserve"> معتمد من المالك (2026-10-12): لا الآن؛ يُعاد النظر إن لم يحقق التمرين RTO</w:t>
+            </w:r>
+          </w:p>
+        </w:tc>
+        <w:tc>
+          <w:tcPr>
+            <w:tcW w:type="dxa" w:w="1329"/>
             <w:tcBorders>
               <w:top w:val="single" w:color="BFC9D6" w:sz="4"/>
               <w:left w:val="single" w:color="BFC9D6" w:sz="4"/>
@@ -13568,7 +13622,7 @@
         </w:tc>
         <w:tc>
           <w:tcPr>
-            <w:tcW w:type="dxa" w:w="3623"/>
+            <w:tcW w:type="dxa" w:w="3493"/>
             <w:tcBorders>
               <w:top w:val="single" w:color="BFC9D6" w:sz="4"/>
               <w:left w:val="single" w:color="BFC9D6" w:sz="4"/>
@@ -13609,7 +13663,7 @@
         </w:trPr>
         <w:tc>
           <w:tcPr>
-            <w:tcW w:type="dxa" w:w="1379"/>
+            <w:tcW w:type="dxa" w:w="1329"/>
             <w:tcBorders>
               <w:top w:val="single" w:color="BFC9D6" w:sz="4"/>
               <w:left w:val="single" w:color="BFC9D6" w:sz="4"/>
@@ -13646,7 +13700,7 @@
         </w:tc>
         <w:tc>
           <w:tcPr>
-            <w:tcW w:type="dxa" w:w="1552"/>
+            <w:tcW w:type="dxa" w:w="1495"/>
             <w:tcBorders>
               <w:top w:val="single" w:color="BFC9D6" w:sz="4"/>
               <w:left w:val="single" w:color="BFC9D6" w:sz="4"/>
@@ -13683,7 +13737,7 @@
         </w:tc>
         <w:tc>
           <w:tcPr>
-            <w:tcW w:type="dxa" w:w="1931"/>
+            <w:tcW w:type="dxa" w:w="2218"/>
             <w:tcBorders>
               <w:top w:val="single" w:color="BFC9D6" w:sz="4"/>
               <w:left w:val="single" w:color="BFC9D6" w:sz="4"/>
@@ -13720,7 +13774,7 @@
         </w:tc>
         <w:tc>
           <w:tcPr>
-            <w:tcW w:type="dxa" w:w="1379"/>
+            <w:tcW w:type="dxa" w:w="1329"/>
             <w:tcBorders>
               <w:top w:val="single" w:color="BFC9D6" w:sz="4"/>
               <w:left w:val="single" w:color="BFC9D6" w:sz="4"/>
@@ -13757,7 +13811,7 @@
         </w:tc>
         <w:tc>
           <w:tcPr>
-            <w:tcW w:type="dxa" w:w="3623"/>
+            <w:tcW w:type="dxa" w:w="3493"/>
             <w:tcBorders>
               <w:top w:val="single" w:color="BFC9D6" w:sz="4"/>
               <w:left w:val="single" w:color="BFC9D6" w:sz="4"/>
@@ -13799,7 +13853,7 @@
         </w:trPr>
         <w:tc>
           <w:tcPr>
-            <w:tcW w:type="dxa" w:w="1379"/>
+            <w:tcW w:type="dxa" w:w="1329"/>
             <w:tcBorders>
               <w:top w:val="single" w:color="BFC9D6" w:sz="4"/>
               <w:left w:val="single" w:color="BFC9D6" w:sz="4"/>
@@ -13835,7 +13889,7 @@
         </w:tc>
         <w:tc>
           <w:tcPr>
-            <w:tcW w:type="dxa" w:w="1552"/>
+            <w:tcW w:type="dxa" w:w="1495"/>
             <w:tcBorders>
               <w:top w:val="single" w:color="BFC9D6" w:sz="4"/>
               <w:left w:val="single" w:color="BFC9D6" w:sz="4"/>
@@ -13871,7 +13925,7 @@
         </w:tc>
         <w:tc>
           <w:tcPr>
-            <w:tcW w:type="dxa" w:w="1931"/>
+            <w:tcW w:type="dxa" w:w="2218"/>
             <w:tcBorders>
               <w:top w:val="single" w:color="BFC9D6" w:sz="4"/>
               <w:left w:val="single" w:color="BFC9D6" w:sz="4"/>
@@ -13907,7 +13961,7 @@
         </w:tc>
         <w:tc>
           <w:tcPr>
-            <w:tcW w:type="dxa" w:w="1379"/>
+            <w:tcW w:type="dxa" w:w="1329"/>
             <w:tcBorders>
               <w:top w:val="single" w:color="BFC9D6" w:sz="4"/>
               <w:left w:val="single" w:color="BFC9D6" w:sz="4"/>
@@ -13943,7 +13997,7 @@
         </w:tc>
         <w:tc>
           <w:tcPr>
-            <w:tcW w:type="dxa" w:w="3623"/>
+            <w:tcW w:type="dxa" w:w="3493"/>
             <w:tcBorders>
               <w:top w:val="single" w:color="BFC9D6" w:sz="4"/>
               <w:left w:val="single" w:color="BFC9D6" w:sz="4"/>

--- a/treasury-platform/docs/30-readiness/word/DOC-S09-backup-restore-dr.docx
+++ b/treasury-platform/docs/30-readiness/word/DOC-S09-backup-restore-dr.docx
@@ -1089,7 +1089,7 @@
           <w:szCs w:val="21"/>
           <w:rtl/>
         </w:rPr>
-        <w:t xml:space="preserve"> تحويل أهداف RPO وRTO المقترحة إلى خطة قابلة للاختبار: جدول النسخ لـ SQL Server 2025 على Ubuntu 24.04، والنسخ إلى موقع منفصل، والتشفير، والاحتفاظ، واختبار الاستعادة بتمرين مقاس، ودليل التعافي عند فقد VPS، وحدود استعادة مشترك واحد. ADR 0001 يشترط حسم النسخ الاحتياطي قبل تحميل بيانات حقيقية </w:t>
+        <w:t xml:space="preserve"> تحويل أهداف RPO وRTO المعتمدة (DQ-S09-1) إلى خطة قابلة للاختبار: جدول النسخ لـ SQL Server 2025 على Ubuntu 24.04، والنسخ إلى موقع منفصل، والتشفير، والاحتفاظ، واختبار الاستعادة بتمرين مقاس، ودليل التعافي عند فقد VPS، وحدود استعادة مشترك واحد. ADR 0001 يشترط حسم النسخ الاحتياطي قبل تحميل بيانات حقيقية </w:t>
       </w:r>
       <w:r>
         <w:rPr>
@@ -1227,9 +1227,9 @@
         </w:tblBorders>
       </w:tblPr>
       <w:tblGrid>
-        <w:gridCol w:w="1192"/>
-        <w:gridCol w:w="2167"/>
-        <w:gridCol w:w="6505"/>
+        <w:gridCol w:w="1179"/>
+        <w:gridCol w:w="2251"/>
+        <w:gridCol w:w="6434"/>
       </w:tblGrid>
       <w:tr>
         <w:trPr>
@@ -1238,7 +1238,7 @@
         </w:trPr>
         <w:tc>
           <w:tcPr>
-            <w:tcW w:type="dxa" w:w="1192"/>
+            <w:tcW w:type="dxa" w:w="1179"/>
             <w:tcBorders>
               <w:top w:val="single" w:color="BFC9D6" w:sz="4"/>
               <w:left w:val="single" w:color="BFC9D6" w:sz="4"/>
@@ -1276,7 +1276,7 @@
         </w:tc>
         <w:tc>
           <w:tcPr>
-            <w:tcW w:type="dxa" w:w="2167"/>
+            <w:tcW w:type="dxa" w:w="2251"/>
             <w:tcBorders>
               <w:top w:val="single" w:color="BFC9D6" w:sz="4"/>
               <w:left w:val="single" w:color="BFC9D6" w:sz="4"/>
@@ -1314,7 +1314,7 @@
         </w:tc>
         <w:tc>
           <w:tcPr>
-            <w:tcW w:type="dxa" w:w="6505"/>
+            <w:tcW w:type="dxa" w:w="6434"/>
             <w:tcBorders>
               <w:top w:val="single" w:color="BFC9D6" w:sz="4"/>
               <w:left w:val="single" w:color="BFC9D6" w:sz="4"/>
@@ -1357,7 +1357,7 @@
         </w:trPr>
         <w:tc>
           <w:tcPr>
-            <w:tcW w:type="dxa" w:w="1192"/>
+            <w:tcW w:type="dxa" w:w="1179"/>
             <w:tcBorders>
               <w:top w:val="single" w:color="BFC9D6" w:sz="4"/>
               <w:left w:val="single" w:color="BFC9D6" w:sz="4"/>
@@ -1393,7 +1393,7 @@
         </w:tc>
         <w:tc>
           <w:tcPr>
-            <w:tcW w:type="dxa" w:w="2167"/>
+            <w:tcW w:type="dxa" w:w="2251"/>
             <w:tcBorders>
               <w:top w:val="single" w:color="BFC9D6" w:sz="4"/>
               <w:left w:val="single" w:color="BFC9D6" w:sz="4"/>
@@ -1450,7 +1450,7 @@
         </w:tc>
         <w:tc>
           <w:tcPr>
-            <w:tcW w:type="dxa" w:w="6505"/>
+            <w:tcW w:type="dxa" w:w="6434"/>
             <w:tcBorders>
               <w:top w:val="single" w:color="BFC9D6" w:sz="4"/>
               <w:left w:val="single" w:color="BFC9D6" w:sz="4"/>
@@ -1491,7 +1491,7 @@
         </w:trPr>
         <w:tc>
           <w:tcPr>
-            <w:tcW w:type="dxa" w:w="1192"/>
+            <w:tcW w:type="dxa" w:w="1179"/>
             <w:tcBorders>
               <w:top w:val="single" w:color="BFC9D6" w:sz="4"/>
               <w:left w:val="single" w:color="BFC9D6" w:sz="4"/>
@@ -1528,7 +1528,7 @@
         </w:tc>
         <w:tc>
           <w:tcPr>
-            <w:tcW w:type="dxa" w:w="2167"/>
+            <w:tcW w:type="dxa" w:w="2251"/>
             <w:tcBorders>
               <w:top w:val="single" w:color="BFC9D6" w:sz="4"/>
               <w:left w:val="single" w:color="BFC9D6" w:sz="4"/>
@@ -1575,7 +1575,7 @@
         </w:tc>
         <w:tc>
           <w:tcPr>
-            <w:tcW w:type="dxa" w:w="6505"/>
+            <w:tcW w:type="dxa" w:w="6434"/>
             <w:tcBorders>
               <w:top w:val="single" w:color="BFC9D6" w:sz="4"/>
               <w:left w:val="single" w:color="BFC9D6" w:sz="4"/>
@@ -1617,7 +1617,7 @@
         </w:trPr>
         <w:tc>
           <w:tcPr>
-            <w:tcW w:type="dxa" w:w="1192"/>
+            <w:tcW w:type="dxa" w:w="1179"/>
             <w:tcBorders>
               <w:top w:val="single" w:color="BFC9D6" w:sz="4"/>
               <w:left w:val="single" w:color="BFC9D6" w:sz="4"/>
@@ -1653,7 +1653,7 @@
         </w:tc>
         <w:tc>
           <w:tcPr>
-            <w:tcW w:type="dxa" w:w="2167"/>
+            <w:tcW w:type="dxa" w:w="2251"/>
             <w:tcBorders>
               <w:top w:val="single" w:color="BFC9D6" w:sz="4"/>
               <w:left w:val="single" w:color="BFC9D6" w:sz="4"/>
@@ -1689,7 +1689,7 @@
         </w:tc>
         <w:tc>
           <w:tcPr>
-            <w:tcW w:type="dxa" w:w="6505"/>
+            <w:tcW w:type="dxa" w:w="6434"/>
             <w:tcBorders>
               <w:top w:val="single" w:color="BFC9D6" w:sz="4"/>
               <w:left w:val="single" w:color="BFC9D6" w:sz="4"/>
@@ -1730,7 +1730,7 @@
         </w:trPr>
         <w:tc>
           <w:tcPr>
-            <w:tcW w:type="dxa" w:w="1192"/>
+            <w:tcW w:type="dxa" w:w="1179"/>
             <w:tcBorders>
               <w:top w:val="single" w:color="BFC9D6" w:sz="4"/>
               <w:left w:val="single" w:color="BFC9D6" w:sz="4"/>
@@ -1767,7 +1767,7 @@
         </w:tc>
         <w:tc>
           <w:tcPr>
-            <w:tcW w:type="dxa" w:w="2167"/>
+            <w:tcW w:type="dxa" w:w="2251"/>
             <w:tcBorders>
               <w:top w:val="single" w:color="BFC9D6" w:sz="4"/>
               <w:left w:val="single" w:color="BFC9D6" w:sz="4"/>
@@ -1838,7 +1838,7 @@
         </w:tc>
         <w:tc>
           <w:tcPr>
-            <w:tcW w:type="dxa" w:w="6505"/>
+            <w:tcW w:type="dxa" w:w="6434"/>
             <w:tcBorders>
               <w:top w:val="single" w:color="BFC9D6" w:sz="4"/>
               <w:left w:val="single" w:color="BFC9D6" w:sz="4"/>
@@ -1880,7 +1880,7 @@
         </w:trPr>
         <w:tc>
           <w:tcPr>
-            <w:tcW w:type="dxa" w:w="1192"/>
+            <w:tcW w:type="dxa" w:w="1179"/>
             <w:tcBorders>
               <w:top w:val="single" w:color="BFC9D6" w:sz="4"/>
               <w:left w:val="single" w:color="BFC9D6" w:sz="4"/>
@@ -1916,73 +1916,93 @@
         </w:tc>
         <w:tc>
           <w:tcPr>
-            <w:tcW w:type="dxa" w:w="2167"/>
-            <w:tcBorders>
-              <w:top w:val="single" w:color="BFC9D6" w:sz="4"/>
-              <w:left w:val="single" w:color="BFC9D6" w:sz="4"/>
-              <w:bottom w:val="single" w:color="BFC9D6" w:sz="4"/>
-              <w:right w:val="single" w:color="BFC9D6" w:sz="4"/>
-            </w:tcBorders>
-            <w:tcMar>
-              <w:top w:type="dxa" w:w="50"/>
-              <w:left w:type="dxa" w:w="90"/>
-              <w:bottom w:type="dxa" w:w="50"/>
-              <w:right w:type="dxa" w:w="90"/>
-            </w:tcMar>
-            <w:vAlign w:val="top"/>
-          </w:tcPr>
-          <w:p>
-            <w:pPr>
-              <w:keepNext w:val="false"/>
-              <w:bidi/>
-              <w:spacing w:after="30" w:before="30" w:line="264"/>
-            </w:pPr>
-            <w:r>
-              <w:rPr>
-                <w:rFonts w:ascii="Arial" w:cs="Arial" w:eastAsia="Arial" w:hAnsi="Arial"/>
-                <w:b w:val="false"/>
-                <w:bCs w:val="false"/>
-                <w:sz w:val="18"/>
-                <w:szCs w:val="18"/>
-                <w:rtl/>
-              </w:rPr>
-              <w:t xml:space="preserve">«أرقام RPO/RTO لم تُحدَّد بعد» O-14 (20-database-design)</w:t>
-            </w:r>
-          </w:p>
-        </w:tc>
-        <w:tc>
-          <w:tcPr>
-            <w:tcW w:type="dxa" w:w="6505"/>
-            <w:tcBorders>
-              <w:top w:val="single" w:color="BFC9D6" w:sz="4"/>
-              <w:left w:val="single" w:color="BFC9D6" w:sz="4"/>
-              <w:bottom w:val="single" w:color="BFC9D6" w:sz="4"/>
-              <w:right w:val="single" w:color="BFC9D6" w:sz="4"/>
-            </w:tcBorders>
-            <w:tcMar>
-              <w:top w:type="dxa" w:w="50"/>
-              <w:left w:type="dxa" w:w="90"/>
-              <w:bottom w:type="dxa" w:w="50"/>
-              <w:right w:type="dxa" w:w="90"/>
-            </w:tcMar>
-            <w:vAlign w:val="top"/>
-          </w:tcPr>
-          <w:p>
-            <w:pPr>
-              <w:keepNext w:val="false"/>
-              <w:bidi/>
-              <w:spacing w:after="30" w:before="30" w:line="264"/>
-            </w:pPr>
-            <w:r>
-              <w:rPr>
-                <w:rFonts w:ascii="Arial" w:cs="Arial" w:eastAsia="Arial" w:hAnsi="Arial"/>
-                <w:b w:val="false"/>
-                <w:bCs w:val="false"/>
-                <w:sz w:val="18"/>
-                <w:szCs w:val="18"/>
-                <w:rtl/>
-              </w:rPr>
-              <w:t xml:space="preserve">docs/20-database-design.md:463 و542</w:t>
+            <w:tcW w:type="dxa" w:w="2251"/>
+            <w:tcBorders>
+              <w:top w:val="single" w:color="BFC9D6" w:sz="4"/>
+              <w:left w:val="single" w:color="BFC9D6" w:sz="4"/>
+              <w:bottom w:val="single" w:color="BFC9D6" w:sz="4"/>
+              <w:right w:val="single" w:color="BFC9D6" w:sz="4"/>
+            </w:tcBorders>
+            <w:tcMar>
+              <w:top w:type="dxa" w:w="50"/>
+              <w:left w:type="dxa" w:w="90"/>
+              <w:bottom w:type="dxa" w:w="50"/>
+              <w:right w:type="dxa" w:w="90"/>
+            </w:tcMar>
+            <w:vAlign w:val="top"/>
+          </w:tcPr>
+          <w:p>
+            <w:pPr>
+              <w:keepNext w:val="false"/>
+              <w:bidi/>
+              <w:spacing w:after="30" w:before="30" w:line="264"/>
+            </w:pPr>
+            <w:r>
+              <w:rPr>
+                <w:rFonts w:ascii="Arial" w:cs="Arial" w:eastAsia="Arial" w:hAnsi="Arial"/>
+                <w:b w:val="false"/>
+                <w:bCs w:val="false"/>
+                <w:sz w:val="18"/>
+                <w:szCs w:val="18"/>
+                <w:rtl/>
+              </w:rPr>
+              <w:t xml:space="preserve">«أرقام RPO/RTO لم تُحدَّد بعد» O-14 (20-database-design). </w:t>
+            </w:r>
+            <w:r>
+              <w:rPr>
+                <w:rFonts w:ascii="Segoe UI Emoji" w:cs="Segoe UI Emoji" w:eastAsia="Segoe UI Emoji" w:hAnsi="Segoe UI Emoji"/>
+                <w:sz w:val="18"/>
+                <w:szCs w:val="18"/>
+                <w:rtl/>
+              </w:rPr>
+              <w:t xml:space="preserve">✅</w:t>
+            </w:r>
+            <w:r>
+              <w:rPr>
+                <w:rFonts w:ascii="Arial" w:cs="Arial" w:eastAsia="Arial" w:hAnsi="Arial"/>
+                <w:b w:val="false"/>
+                <w:bCs w:val="false"/>
+                <w:sz w:val="18"/>
+                <w:szCs w:val="18"/>
+                <w:rtl/>
+              </w:rPr>
+              <w:t xml:space="preserve"> حُسمت: اعتمدها المالك في 2026-10-12 (DQ-S09-1)</w:t>
+            </w:r>
+          </w:p>
+        </w:tc>
+        <w:tc>
+          <w:tcPr>
+            <w:tcW w:type="dxa" w:w="6434"/>
+            <w:tcBorders>
+              <w:top w:val="single" w:color="BFC9D6" w:sz="4"/>
+              <w:left w:val="single" w:color="BFC9D6" w:sz="4"/>
+              <w:bottom w:val="single" w:color="BFC9D6" w:sz="4"/>
+              <w:right w:val="single" w:color="BFC9D6" w:sz="4"/>
+            </w:tcBorders>
+            <w:tcMar>
+              <w:top w:type="dxa" w:w="50"/>
+              <w:left w:type="dxa" w:w="90"/>
+              <w:bottom w:type="dxa" w:w="50"/>
+              <w:right w:type="dxa" w:w="90"/>
+            </w:tcMar>
+            <w:vAlign w:val="top"/>
+          </w:tcPr>
+          <w:p>
+            <w:pPr>
+              <w:keepNext w:val="false"/>
+              <w:bidi/>
+              <w:spacing w:after="30" w:before="30" w:line="264"/>
+            </w:pPr>
+            <w:r>
+              <w:rPr>
+                <w:rFonts w:ascii="Arial" w:cs="Arial" w:eastAsia="Arial" w:hAnsi="Arial"/>
+                <w:b w:val="false"/>
+                <w:bCs w:val="false"/>
+                <w:sz w:val="18"/>
+                <w:szCs w:val="18"/>
+                <w:rtl/>
+              </w:rPr>
+              <w:t xml:space="preserve">docs/20-database-design.md:463 و542؛ docs/31-owner-decisions.md القرار 18</w:t>
             </w:r>
           </w:p>
         </w:tc>
@@ -1993,7 +2013,7 @@
         </w:trPr>
         <w:tc>
           <w:tcPr>
-            <w:tcW w:type="dxa" w:w="1192"/>
+            <w:tcW w:type="dxa" w:w="1179"/>
             <w:tcBorders>
               <w:top w:val="single" w:color="BFC9D6" w:sz="4"/>
               <w:left w:val="single" w:color="BFC9D6" w:sz="4"/>
@@ -2030,7 +2050,7 @@
         </w:tc>
         <w:tc>
           <w:tcPr>
-            <w:tcW w:type="dxa" w:w="2167"/>
+            <w:tcW w:type="dxa" w:w="2251"/>
             <w:tcBorders>
               <w:top w:val="single" w:color="BFC9D6" w:sz="4"/>
               <w:left w:val="single" w:color="BFC9D6" w:sz="4"/>
@@ -2067,7 +2087,7 @@
         </w:tc>
         <w:tc>
           <w:tcPr>
-            <w:tcW w:type="dxa" w:w="6505"/>
+            <w:tcW w:type="dxa" w:w="6434"/>
             <w:tcBorders>
               <w:top w:val="single" w:color="BFC9D6" w:sz="4"/>
               <w:left w:val="single" w:color="BFC9D6" w:sz="4"/>
@@ -2109,7 +2129,7 @@
         </w:trPr>
         <w:tc>
           <w:tcPr>
-            <w:tcW w:type="dxa" w:w="1192"/>
+            <w:tcW w:type="dxa" w:w="1179"/>
             <w:tcBorders>
               <w:top w:val="single" w:color="BFC9D6" w:sz="4"/>
               <w:left w:val="single" w:color="BFC9D6" w:sz="4"/>
@@ -2145,7 +2165,7 @@
         </w:tc>
         <w:tc>
           <w:tcPr>
-            <w:tcW w:type="dxa" w:w="2167"/>
+            <w:tcW w:type="dxa" w:w="2251"/>
             <w:tcBorders>
               <w:top w:val="single" w:color="BFC9D6" w:sz="4"/>
               <w:left w:val="single" w:color="BFC9D6" w:sz="4"/>
@@ -2218,7 +2238,7 @@
         </w:tc>
         <w:tc>
           <w:tcPr>
-            <w:tcW w:type="dxa" w:w="6505"/>
+            <w:tcW w:type="dxa" w:w="6434"/>
             <w:tcBorders>
               <w:top w:val="single" w:color="BFC9D6" w:sz="4"/>
               <w:left w:val="single" w:color="BFC9D6" w:sz="4"/>
@@ -2259,7 +2279,7 @@
         </w:trPr>
         <w:tc>
           <w:tcPr>
-            <w:tcW w:type="dxa" w:w="1192"/>
+            <w:tcW w:type="dxa" w:w="1179"/>
             <w:tcBorders>
               <w:top w:val="single" w:color="BFC9D6" w:sz="4"/>
               <w:left w:val="single" w:color="BFC9D6" w:sz="4"/>
@@ -2296,7 +2316,7 @@
         </w:tc>
         <w:tc>
           <w:tcPr>
-            <w:tcW w:type="dxa" w:w="2167"/>
+            <w:tcW w:type="dxa" w:w="2251"/>
             <w:tcBorders>
               <w:top w:val="single" w:color="BFC9D6" w:sz="4"/>
               <w:left w:val="single" w:color="BFC9D6" w:sz="4"/>
@@ -2346,7 +2366,7 @@
         </w:tc>
         <w:tc>
           <w:tcPr>
-            <w:tcW w:type="dxa" w:w="6505"/>
+            <w:tcW w:type="dxa" w:w="6434"/>
             <w:tcBorders>
               <w:top w:val="single" w:color="BFC9D6" w:sz="4"/>
               <w:left w:val="single" w:color="BFC9D6" w:sz="4"/>
@@ -2388,7 +2408,7 @@
         </w:trPr>
         <w:tc>
           <w:tcPr>
-            <w:tcW w:type="dxa" w:w="1192"/>
+            <w:tcW w:type="dxa" w:w="1179"/>
             <w:tcBorders>
               <w:top w:val="single" w:color="BFC9D6" w:sz="4"/>
               <w:left w:val="single" w:color="BFC9D6" w:sz="4"/>
@@ -2424,7 +2444,7 @@
         </w:tc>
         <w:tc>
           <w:tcPr>
-            <w:tcW w:type="dxa" w:w="2167"/>
+            <w:tcW w:type="dxa" w:w="2251"/>
             <w:tcBorders>
               <w:top w:val="single" w:color="BFC9D6" w:sz="4"/>
               <w:left w:val="single" w:color="BFC9D6" w:sz="4"/>
@@ -2497,7 +2517,7 @@
         </w:tc>
         <w:tc>
           <w:tcPr>
-            <w:tcW w:type="dxa" w:w="6505"/>
+            <w:tcW w:type="dxa" w:w="6434"/>
             <w:tcBorders>
               <w:top w:val="single" w:color="BFC9D6" w:sz="4"/>
               <w:left w:val="single" w:color="BFC9D6" w:sz="4"/>
@@ -2603,9 +2623,9 @@
         </w:tblBorders>
       </w:tblPr>
       <w:tblGrid>
-        <w:gridCol w:w="1793"/>
-        <w:gridCol w:w="2391"/>
-        <w:gridCol w:w="5680"/>
+        <w:gridCol w:w="1479"/>
+        <w:gridCol w:w="1726"/>
+        <w:gridCol w:w="6659"/>
       </w:tblGrid>
       <w:tr>
         <w:trPr>
@@ -2614,7 +2634,7 @@
         </w:trPr>
         <w:tc>
           <w:tcPr>
-            <w:tcW w:type="dxa" w:w="1793"/>
+            <w:tcW w:type="dxa" w:w="1479"/>
             <w:tcBorders>
               <w:top w:val="single" w:color="BFC9D6" w:sz="4"/>
               <w:left w:val="single" w:color="BFC9D6" w:sz="4"/>
@@ -2652,7 +2672,7 @@
         </w:tc>
         <w:tc>
           <w:tcPr>
-            <w:tcW w:type="dxa" w:w="2391"/>
+            <w:tcW w:type="dxa" w:w="1726"/>
             <w:tcBorders>
               <w:top w:val="single" w:color="BFC9D6" w:sz="4"/>
               <w:left w:val="single" w:color="BFC9D6" w:sz="4"/>
@@ -2684,13 +2704,13 @@
                 <w:szCs w:val="18"/>
                 <w:rtl/>
               </w:rPr>
-              <w:t xml:space="preserve">القيمة المقترحة</w:t>
-            </w:r>
-          </w:p>
-        </w:tc>
-        <w:tc>
-          <w:tcPr>
-            <w:tcW w:type="dxa" w:w="5680"/>
+              <w:t xml:space="preserve">القيمة</w:t>
+            </w:r>
+          </w:p>
+        </w:tc>
+        <w:tc>
+          <w:tcPr>
+            <w:tcW w:type="dxa" w:w="6659"/>
             <w:tcBorders>
               <w:top w:val="single" w:color="BFC9D6" w:sz="4"/>
               <w:left w:val="single" w:color="BFC9D6" w:sz="4"/>
@@ -2733,7 +2753,7 @@
         </w:trPr>
         <w:tc>
           <w:tcPr>
-            <w:tcW w:type="dxa" w:w="1793"/>
+            <w:tcW w:type="dxa" w:w="1479"/>
             <w:tcBorders>
               <w:top w:val="single" w:color="BFC9D6" w:sz="4"/>
               <w:left w:val="single" w:color="BFC9D6" w:sz="4"/>
@@ -2769,7 +2789,7 @@
         </w:tc>
         <w:tc>
           <w:tcPr>
-            <w:tcW w:type="dxa" w:w="2391"/>
+            <w:tcW w:type="dxa" w:w="1726"/>
             <w:tcBorders>
               <w:top w:val="single" w:color="BFC9D6" w:sz="4"/>
               <w:left w:val="single" w:color="BFC9D6" w:sz="4"/>
@@ -2805,37 +2825,46 @@
         </w:tc>
         <w:tc>
           <w:tcPr>
-            <w:tcW w:type="dxa" w:w="5680"/>
-            <w:tcBorders>
-              <w:top w:val="single" w:color="BFC9D6" w:sz="4"/>
-              <w:left w:val="single" w:color="BFC9D6" w:sz="4"/>
-              <w:bottom w:val="single" w:color="BFC9D6" w:sz="4"/>
-              <w:right w:val="single" w:color="BFC9D6" w:sz="4"/>
-            </w:tcBorders>
-            <w:tcMar>
-              <w:top w:type="dxa" w:w="50"/>
-              <w:left w:type="dxa" w:w="90"/>
-              <w:bottom w:type="dxa" w:w="50"/>
-              <w:right w:type="dxa" w:w="90"/>
-            </w:tcMar>
-            <w:vAlign w:val="top"/>
-          </w:tcPr>
-          <w:p>
-            <w:pPr>
-              <w:keepNext w:val="false"/>
-              <w:bidi/>
-              <w:spacing w:after="30" w:before="30" w:line="264"/>
-            </w:pPr>
-            <w:r>
-              <w:rPr>
-                <w:rFonts w:ascii="Arial" w:cs="Arial" w:eastAsia="Arial" w:hAnsi="Arial"/>
-                <w:b w:val="false"/>
-                <w:bCs w:val="false"/>
-                <w:sz w:val="18"/>
-                <w:szCs w:val="18"/>
-                <w:rtl/>
-              </w:rPr>
-              <w:t xml:space="preserve">مقترح غير معتمد (O-14، 20-database-design)</w:t>
+            <w:tcW w:type="dxa" w:w="6659"/>
+            <w:tcBorders>
+              <w:top w:val="single" w:color="BFC9D6" w:sz="4"/>
+              <w:left w:val="single" w:color="BFC9D6" w:sz="4"/>
+              <w:bottom w:val="single" w:color="BFC9D6" w:sz="4"/>
+              <w:right w:val="single" w:color="BFC9D6" w:sz="4"/>
+            </w:tcBorders>
+            <w:tcMar>
+              <w:top w:type="dxa" w:w="50"/>
+              <w:left w:type="dxa" w:w="90"/>
+              <w:bottom w:type="dxa" w:w="50"/>
+              <w:right w:type="dxa" w:w="90"/>
+            </w:tcMar>
+            <w:vAlign w:val="top"/>
+          </w:tcPr>
+          <w:p>
+            <w:pPr>
+              <w:keepNext w:val="false"/>
+              <w:bidi/>
+              <w:spacing w:after="30" w:before="30" w:line="264"/>
+            </w:pPr>
+            <w:r>
+              <w:rPr>
+                <w:rFonts w:ascii="Segoe UI Emoji" w:cs="Segoe UI Emoji" w:eastAsia="Segoe UI Emoji" w:hAnsi="Segoe UI Emoji"/>
+                <w:sz w:val="18"/>
+                <w:szCs w:val="18"/>
+                <w:rtl/>
+              </w:rPr>
+              <w:t xml:space="preserve">✅</w:t>
+            </w:r>
+            <w:r>
+              <w:rPr>
+                <w:rFonts w:ascii="Arial" w:cs="Arial" w:eastAsia="Arial" w:hAnsi="Arial"/>
+                <w:b w:val="false"/>
+                <w:bCs w:val="false"/>
+                <w:sz w:val="18"/>
+                <w:szCs w:val="18"/>
+                <w:rtl/>
+              </w:rPr>
+              <w:t xml:space="preserve"> معتمد من المالك (2026-10-12، DQ-S09-1، القرار 18 في docs/31-owner-decisions.md)</w:t>
             </w:r>
           </w:p>
         </w:tc>
@@ -2846,7 +2875,7 @@
         </w:trPr>
         <w:tc>
           <w:tcPr>
-            <w:tcW w:type="dxa" w:w="1793"/>
+            <w:tcW w:type="dxa" w:w="1479"/>
             <w:tcBorders>
               <w:top w:val="single" w:color="BFC9D6" w:sz="4"/>
               <w:left w:val="single" w:color="BFC9D6" w:sz="4"/>
@@ -2883,7 +2912,7 @@
         </w:tc>
         <w:tc>
           <w:tcPr>
-            <w:tcW w:type="dxa" w:w="2391"/>
+            <w:tcW w:type="dxa" w:w="1726"/>
             <w:tcBorders>
               <w:top w:val="single" w:color="BFC9D6" w:sz="4"/>
               <w:left w:val="single" w:color="BFC9D6" w:sz="4"/>
@@ -2920,7 +2949,7 @@
         </w:tc>
         <w:tc>
           <w:tcPr>
-            <w:tcW w:type="dxa" w:w="5680"/>
+            <w:tcW w:type="dxa" w:w="6659"/>
             <w:tcBorders>
               <w:top w:val="single" w:color="BFC9D6" w:sz="4"/>
               <w:left w:val="single" w:color="BFC9D6" w:sz="4"/>
@@ -2944,14 +2973,23 @@
             </w:pPr>
             <w:r>
               <w:rPr>
-                <w:rFonts w:ascii="Arial" w:cs="Arial" w:eastAsia="Arial" w:hAnsi="Arial"/>
-                <w:b w:val="false"/>
-                <w:bCs w:val="false"/>
-                <w:sz w:val="18"/>
-                <w:szCs w:val="18"/>
-                <w:rtl/>
-              </w:rPr>
-              <w:t xml:space="preserve">مقترح غير معتمد</w:t>
+                <w:rFonts w:ascii="Segoe UI Emoji" w:cs="Segoe UI Emoji" w:eastAsia="Segoe UI Emoji" w:hAnsi="Segoe UI Emoji"/>
+                <w:sz w:val="18"/>
+                <w:szCs w:val="18"/>
+                <w:rtl/>
+              </w:rPr>
+              <w:t xml:space="preserve">✅</w:t>
+            </w:r>
+            <w:r>
+              <w:rPr>
+                <w:rFonts w:ascii="Arial" w:cs="Arial" w:eastAsia="Arial" w:hAnsi="Arial"/>
+                <w:b w:val="false"/>
+                <w:bCs w:val="false"/>
+                <w:sz w:val="18"/>
+                <w:szCs w:val="18"/>
+                <w:rtl/>
+              </w:rPr>
+              <w:t xml:space="preserve"> معتمد من المالك (2026-10-12، DQ-S09-1، القرار 18 في docs/31-owner-decisions.md)</w:t>
             </w:r>
           </w:p>
         </w:tc>
@@ -2962,7 +3000,7 @@
         </w:trPr>
         <w:tc>
           <w:tcPr>
-            <w:tcW w:type="dxa" w:w="1793"/>
+            <w:tcW w:type="dxa" w:w="1479"/>
             <w:tcBorders>
               <w:top w:val="single" w:color="BFC9D6" w:sz="4"/>
               <w:left w:val="single" w:color="BFC9D6" w:sz="4"/>
@@ -2998,7 +3036,7 @@
         </w:tc>
         <w:tc>
           <w:tcPr>
-            <w:tcW w:type="dxa" w:w="2391"/>
+            <w:tcW w:type="dxa" w:w="1726"/>
             <w:tcBorders>
               <w:top w:val="single" w:color="BFC9D6" w:sz="4"/>
               <w:left w:val="single" w:color="BFC9D6" w:sz="4"/>
@@ -3034,37 +3072,46 @@
         </w:tc>
         <w:tc>
           <w:tcPr>
-            <w:tcW w:type="dxa" w:w="5680"/>
-            <w:tcBorders>
-              <w:top w:val="single" w:color="BFC9D6" w:sz="4"/>
-              <w:left w:val="single" w:color="BFC9D6" w:sz="4"/>
-              <w:bottom w:val="single" w:color="BFC9D6" w:sz="4"/>
-              <w:right w:val="single" w:color="BFC9D6" w:sz="4"/>
-            </w:tcBorders>
-            <w:tcMar>
-              <w:top w:type="dxa" w:w="50"/>
-              <w:left w:type="dxa" w:w="90"/>
-              <w:bottom w:type="dxa" w:w="50"/>
-              <w:right w:type="dxa" w:w="90"/>
-            </w:tcMar>
-            <w:vAlign w:val="top"/>
-          </w:tcPr>
-          <w:p>
-            <w:pPr>
-              <w:keepNext w:val="false"/>
-              <w:bidi/>
-              <w:spacing w:after="30" w:before="30" w:line="264"/>
-            </w:pPr>
-            <w:r>
-              <w:rPr>
-                <w:rFonts w:ascii="Arial" w:cs="Arial" w:eastAsia="Arial" w:hAnsi="Arial"/>
-                <w:b w:val="false"/>
-                <w:bCs w:val="false"/>
-                <w:sz w:val="18"/>
-                <w:szCs w:val="18"/>
-                <w:rtl/>
-              </w:rPr>
-              <w:t xml:space="preserve">مقترح غير معتمد</w:t>
+            <w:tcW w:type="dxa" w:w="6659"/>
+            <w:tcBorders>
+              <w:top w:val="single" w:color="BFC9D6" w:sz="4"/>
+              <w:left w:val="single" w:color="BFC9D6" w:sz="4"/>
+              <w:bottom w:val="single" w:color="BFC9D6" w:sz="4"/>
+              <w:right w:val="single" w:color="BFC9D6" w:sz="4"/>
+            </w:tcBorders>
+            <w:tcMar>
+              <w:top w:type="dxa" w:w="50"/>
+              <w:left w:type="dxa" w:w="90"/>
+              <w:bottom w:type="dxa" w:w="50"/>
+              <w:right w:type="dxa" w:w="90"/>
+            </w:tcMar>
+            <w:vAlign w:val="top"/>
+          </w:tcPr>
+          <w:p>
+            <w:pPr>
+              <w:keepNext w:val="false"/>
+              <w:bidi/>
+              <w:spacing w:after="30" w:before="30" w:line="264"/>
+            </w:pPr>
+            <w:r>
+              <w:rPr>
+                <w:rFonts w:ascii="Segoe UI Emoji" w:cs="Segoe UI Emoji" w:eastAsia="Segoe UI Emoji" w:hAnsi="Segoe UI Emoji"/>
+                <w:sz w:val="18"/>
+                <w:szCs w:val="18"/>
+                <w:rtl/>
+              </w:rPr>
+              <w:t xml:space="preserve">✅</w:t>
+            </w:r>
+            <w:r>
+              <w:rPr>
+                <w:rFonts w:ascii="Arial" w:cs="Arial" w:eastAsia="Arial" w:hAnsi="Arial"/>
+                <w:b w:val="false"/>
+                <w:bCs w:val="false"/>
+                <w:sz w:val="18"/>
+                <w:szCs w:val="18"/>
+                <w:rtl/>
+              </w:rPr>
+              <w:t xml:space="preserve"> معتمد مع قبول أن كارثة واحدة تتجاوز ميزانية الشهر (DQ-B03-3)</w:t>
             </w:r>
           </w:p>
         </w:tc>

--- a/treasury-platform/docs/30-readiness/word/DOC-S09-backup-restore-dr.docx
+++ b/treasury-platform/docs/30-readiness/word/DOC-S09-backup-restore-dr.docx
@@ -8079,10 +8079,10 @@
         </w:tblBorders>
       </w:tblPr>
       <w:tblGrid>
-        <w:gridCol w:w="2405"/>
-        <w:gridCol w:w="2165"/>
-        <w:gridCol w:w="1924"/>
-        <w:gridCol w:w="3370"/>
+        <w:gridCol w:w="1793"/>
+        <w:gridCol w:w="1614"/>
+        <w:gridCol w:w="1434"/>
+        <w:gridCol w:w="5023"/>
       </w:tblGrid>
       <w:tr>
         <w:trPr>
@@ -8091,7 +8091,7 @@
         </w:trPr>
         <w:tc>
           <w:tcPr>
-            <w:tcW w:type="dxa" w:w="2405"/>
+            <w:tcW w:type="dxa" w:w="1793"/>
             <w:tcBorders>
               <w:top w:val="single" w:color="BFC9D6" w:sz="4"/>
               <w:left w:val="single" w:color="BFC9D6" w:sz="4"/>
@@ -8129,7 +8129,7 @@
         </w:tc>
         <w:tc>
           <w:tcPr>
-            <w:tcW w:type="dxa" w:w="2165"/>
+            <w:tcW w:type="dxa" w:w="1614"/>
             <w:tcBorders>
               <w:top w:val="single" w:color="BFC9D6" w:sz="4"/>
               <w:left w:val="single" w:color="BFC9D6" w:sz="4"/>
@@ -8167,7 +8167,7 @@
         </w:tc>
         <w:tc>
           <w:tcPr>
-            <w:tcW w:type="dxa" w:w="1924"/>
+            <w:tcW w:type="dxa" w:w="1434"/>
             <w:tcBorders>
               <w:top w:val="single" w:color="BFC9D6" w:sz="4"/>
               <w:left w:val="single" w:color="BFC9D6" w:sz="4"/>
@@ -8215,7 +8215,7 @@
         </w:tc>
         <w:tc>
           <w:tcPr>
-            <w:tcW w:type="dxa" w:w="3370"/>
+            <w:tcW w:type="dxa" w:w="5023"/>
             <w:tcBorders>
               <w:top w:val="single" w:color="BFC9D6" w:sz="4"/>
               <w:left w:val="single" w:color="BFC9D6" w:sz="4"/>
@@ -8258,7 +8258,7 @@
         </w:trPr>
         <w:tc>
           <w:tcPr>
-            <w:tcW w:type="dxa" w:w="2405"/>
+            <w:tcW w:type="dxa" w:w="1793"/>
             <w:tcBorders>
               <w:top w:val="single" w:color="BFC9D6" w:sz="4"/>
               <w:left w:val="single" w:color="BFC9D6" w:sz="4"/>
@@ -8294,7 +8294,7 @@
         </w:tc>
         <w:tc>
           <w:tcPr>
-            <w:tcW w:type="dxa" w:w="2165"/>
+            <w:tcW w:type="dxa" w:w="1614"/>
             <w:tcBorders>
               <w:top w:val="single" w:color="BFC9D6" w:sz="4"/>
               <w:left w:val="single" w:color="BFC9D6" w:sz="4"/>
@@ -8330,7 +8330,7 @@
         </w:tc>
         <w:tc>
           <w:tcPr>
-            <w:tcW w:type="dxa" w:w="1924"/>
+            <w:tcW w:type="dxa" w:w="1434"/>
             <w:tcBorders>
               <w:top w:val="single" w:color="BFC9D6" w:sz="4"/>
               <w:left w:val="single" w:color="BFC9D6" w:sz="4"/>
@@ -8366,7 +8366,7 @@
         </w:tc>
         <w:tc>
           <w:tcPr>
-            <w:tcW w:type="dxa" w:w="3370"/>
+            <w:tcW w:type="dxa" w:w="5023"/>
             <w:tcBorders>
               <w:top w:val="single" w:color="BFC9D6" w:sz="4"/>
               <w:left w:val="single" w:color="BFC9D6" w:sz="4"/>
@@ -8407,7 +8407,7 @@
         </w:trPr>
         <w:tc>
           <w:tcPr>
-            <w:tcW w:type="dxa" w:w="2405"/>
+            <w:tcW w:type="dxa" w:w="1793"/>
             <w:tcBorders>
               <w:top w:val="single" w:color="BFC9D6" w:sz="4"/>
               <w:left w:val="single" w:color="BFC9D6" w:sz="4"/>
@@ -8444,7 +8444,7 @@
         </w:tc>
         <w:tc>
           <w:tcPr>
-            <w:tcW w:type="dxa" w:w="2165"/>
+            <w:tcW w:type="dxa" w:w="1614"/>
             <w:tcBorders>
               <w:top w:val="single" w:color="BFC9D6" w:sz="4"/>
               <w:left w:val="single" w:color="BFC9D6" w:sz="4"/>
@@ -8481,7 +8481,7 @@
         </w:tc>
         <w:tc>
           <w:tcPr>
-            <w:tcW w:type="dxa" w:w="1924"/>
+            <w:tcW w:type="dxa" w:w="1434"/>
             <w:tcBorders>
               <w:top w:val="single" w:color="BFC9D6" w:sz="4"/>
               <w:left w:val="single" w:color="BFC9D6" w:sz="4"/>
@@ -8518,7 +8518,7 @@
         </w:tc>
         <w:tc>
           <w:tcPr>
-            <w:tcW w:type="dxa" w:w="3370"/>
+            <w:tcW w:type="dxa" w:w="5023"/>
             <w:tcBorders>
               <w:top w:val="single" w:color="BFC9D6" w:sz="4"/>
               <w:left w:val="single" w:color="BFC9D6" w:sz="4"/>
@@ -8560,7 +8560,7 @@
         </w:trPr>
         <w:tc>
           <w:tcPr>
-            <w:tcW w:type="dxa" w:w="2405"/>
+            <w:tcW w:type="dxa" w:w="1793"/>
             <w:tcBorders>
               <w:top w:val="single" w:color="BFC9D6" w:sz="4"/>
               <w:left w:val="single" w:color="BFC9D6" w:sz="4"/>
@@ -8596,7 +8596,7 @@
         </w:tc>
         <w:tc>
           <w:tcPr>
-            <w:tcW w:type="dxa" w:w="2165"/>
+            <w:tcW w:type="dxa" w:w="1614"/>
             <w:tcBorders>
               <w:top w:val="single" w:color="BFC9D6" w:sz="4"/>
               <w:left w:val="single" w:color="BFC9D6" w:sz="4"/>
@@ -8632,7 +8632,7 @@
         </w:tc>
         <w:tc>
           <w:tcPr>
-            <w:tcW w:type="dxa" w:w="1924"/>
+            <w:tcW w:type="dxa" w:w="1434"/>
             <w:tcBorders>
               <w:top w:val="single" w:color="BFC9D6" w:sz="4"/>
               <w:left w:val="single" w:color="BFC9D6" w:sz="4"/>
@@ -8668,7 +8668,7 @@
         </w:tc>
         <w:tc>
           <w:tcPr>
-            <w:tcW w:type="dxa" w:w="3370"/>
+            <w:tcW w:type="dxa" w:w="5023"/>
             <w:tcBorders>
               <w:top w:val="single" w:color="BFC9D6" w:sz="4"/>
               <w:left w:val="single" w:color="BFC9D6" w:sz="4"/>
@@ -8709,7 +8709,7 @@
         </w:trPr>
         <w:tc>
           <w:tcPr>
-            <w:tcW w:type="dxa" w:w="2405"/>
+            <w:tcW w:type="dxa" w:w="1793"/>
             <w:tcBorders>
               <w:top w:val="single" w:color="BFC9D6" w:sz="4"/>
               <w:left w:val="single" w:color="BFC9D6" w:sz="4"/>
@@ -8746,7 +8746,7 @@
         </w:tc>
         <w:tc>
           <w:tcPr>
-            <w:tcW w:type="dxa" w:w="2165"/>
+            <w:tcW w:type="dxa" w:w="1614"/>
             <w:tcBorders>
               <w:top w:val="single" w:color="BFC9D6" w:sz="4"/>
               <w:left w:val="single" w:color="BFC9D6" w:sz="4"/>
@@ -8783,7 +8783,7 @@
         </w:tc>
         <w:tc>
           <w:tcPr>
-            <w:tcW w:type="dxa" w:w="1924"/>
+            <w:tcW w:type="dxa" w:w="1434"/>
             <w:tcBorders>
               <w:top w:val="single" w:color="BFC9D6" w:sz="4"/>
               <w:left w:val="single" w:color="BFC9D6" w:sz="4"/>
@@ -8820,7 +8820,7 @@
         </w:tc>
         <w:tc>
           <w:tcPr>
-            <w:tcW w:type="dxa" w:w="3370"/>
+            <w:tcW w:type="dxa" w:w="5023"/>
             <w:tcBorders>
               <w:top w:val="single" w:color="BFC9D6" w:sz="4"/>
               <w:left w:val="single" w:color="BFC9D6" w:sz="4"/>
@@ -8862,7 +8862,7 @@
         </w:trPr>
         <w:tc>
           <w:tcPr>
-            <w:tcW w:type="dxa" w:w="2405"/>
+            <w:tcW w:type="dxa" w:w="1793"/>
             <w:tcBorders>
               <w:top w:val="single" w:color="BFC9D6" w:sz="4"/>
               <w:left w:val="single" w:color="BFC9D6" w:sz="4"/>
@@ -8898,7 +8898,7 @@
         </w:tc>
         <w:tc>
           <w:tcPr>
-            <w:tcW w:type="dxa" w:w="2165"/>
+            <w:tcW w:type="dxa" w:w="1614"/>
             <w:tcBorders>
               <w:top w:val="single" w:color="BFC9D6" w:sz="4"/>
               <w:left w:val="single" w:color="BFC9D6" w:sz="4"/>
@@ -8934,7 +8934,7 @@
         </w:tc>
         <w:tc>
           <w:tcPr>
-            <w:tcW w:type="dxa" w:w="1924"/>
+            <w:tcW w:type="dxa" w:w="1434"/>
             <w:tcBorders>
               <w:top w:val="single" w:color="BFC9D6" w:sz="4"/>
               <w:left w:val="single" w:color="BFC9D6" w:sz="4"/>
@@ -8970,7 +8970,7 @@
         </w:tc>
         <w:tc>
           <w:tcPr>
-            <w:tcW w:type="dxa" w:w="3370"/>
+            <w:tcW w:type="dxa" w:w="5023"/>
             <w:tcBorders>
               <w:top w:val="single" w:color="BFC9D6" w:sz="4"/>
               <w:left w:val="single" w:color="BFC9D6" w:sz="4"/>
@@ -9013,7 +9013,7 @@
         </w:trPr>
         <w:tc>
           <w:tcPr>
-            <w:tcW w:type="dxa" w:w="2405"/>
+            <w:tcW w:type="dxa" w:w="1793"/>
             <w:tcBorders>
               <w:top w:val="single" w:color="BFC9D6" w:sz="4"/>
               <w:left w:val="single" w:color="BFC9D6" w:sz="4"/>
@@ -9050,7 +9050,7 @@
         </w:tc>
         <w:tc>
           <w:tcPr>
-            <w:tcW w:type="dxa" w:w="2165"/>
+            <w:tcW w:type="dxa" w:w="1614"/>
             <w:tcBorders>
               <w:top w:val="single" w:color="BFC9D6" w:sz="4"/>
               <w:left w:val="single" w:color="BFC9D6" w:sz="4"/>
@@ -9087,7 +9087,7 @@
         </w:tc>
         <w:tc>
           <w:tcPr>
-            <w:tcW w:type="dxa" w:w="1924"/>
+            <w:tcW w:type="dxa" w:w="1434"/>
             <w:tcBorders>
               <w:top w:val="single" w:color="BFC9D6" w:sz="4"/>
               <w:left w:val="single" w:color="BFC9D6" w:sz="4"/>
@@ -9124,7 +9124,7 @@
         </w:tc>
         <w:tc>
           <w:tcPr>
-            <w:tcW w:type="dxa" w:w="3370"/>
+            <w:tcW w:type="dxa" w:w="5023"/>
             <w:tcBorders>
               <w:top w:val="single" w:color="BFC9D6" w:sz="4"/>
               <w:left w:val="single" w:color="BFC9D6" w:sz="4"/>
@@ -9203,7 +9203,7 @@
         </w:trPr>
         <w:tc>
           <w:tcPr>
-            <w:tcW w:type="dxa" w:w="2405"/>
+            <w:tcW w:type="dxa" w:w="1793"/>
             <w:tcBorders>
               <w:top w:val="single" w:color="BFC9D6" w:sz="4"/>
               <w:left w:val="single" w:color="BFC9D6" w:sz="4"/>
@@ -9239,7 +9239,7 @@
         </w:tc>
         <w:tc>
           <w:tcPr>
-            <w:tcW w:type="dxa" w:w="2165"/>
+            <w:tcW w:type="dxa" w:w="1614"/>
             <w:tcBorders>
               <w:top w:val="single" w:color="BFC9D6" w:sz="4"/>
               <w:left w:val="single" w:color="BFC9D6" w:sz="4"/>
@@ -9275,7 +9275,7 @@
         </w:tc>
         <w:tc>
           <w:tcPr>
-            <w:tcW w:type="dxa" w:w="1924"/>
+            <w:tcW w:type="dxa" w:w="1434"/>
             <w:tcBorders>
               <w:top w:val="single" w:color="BFC9D6" w:sz="4"/>
               <w:left w:val="single" w:color="BFC9D6" w:sz="4"/>
@@ -9311,7 +9311,7 @@
         </w:tc>
         <w:tc>
           <w:tcPr>
-            <w:tcW w:type="dxa" w:w="3370"/>
+            <w:tcW w:type="dxa" w:w="5023"/>
             <w:tcBorders>
               <w:top w:val="single" w:color="BFC9D6" w:sz="4"/>
               <w:left w:val="single" w:color="BFC9D6" w:sz="4"/>
@@ -9352,7 +9352,7 @@
         </w:trPr>
         <w:tc>
           <w:tcPr>
-            <w:tcW w:type="dxa" w:w="2405"/>
+            <w:tcW w:type="dxa" w:w="1793"/>
             <w:tcBorders>
               <w:top w:val="single" w:color="BFC9D6" w:sz="4"/>
               <w:left w:val="single" w:color="BFC9D6" w:sz="4"/>
@@ -9389,7 +9389,7 @@
         </w:tc>
         <w:tc>
           <w:tcPr>
-            <w:tcW w:type="dxa" w:w="2165"/>
+            <w:tcW w:type="dxa" w:w="1614"/>
             <w:tcBorders>
               <w:top w:val="single" w:color="BFC9D6" w:sz="4"/>
               <w:left w:val="single" w:color="BFC9D6" w:sz="4"/>
@@ -9426,7 +9426,7 @@
         </w:tc>
         <w:tc>
           <w:tcPr>
-            <w:tcW w:type="dxa" w:w="1924"/>
+            <w:tcW w:type="dxa" w:w="1434"/>
             <w:tcBorders>
               <w:top w:val="single" w:color="BFC9D6" w:sz="4"/>
               <w:left w:val="single" w:color="BFC9D6" w:sz="4"/>
@@ -9463,7 +9463,7 @@
         </w:tc>
         <w:tc>
           <w:tcPr>
-            <w:tcW w:type="dxa" w:w="3370"/>
+            <w:tcW w:type="dxa" w:w="5023"/>
             <w:tcBorders>
               <w:top w:val="single" w:color="BFC9D6" w:sz="4"/>
               <w:left w:val="single" w:color="BFC9D6" w:sz="4"/>
@@ -9505,7 +9505,7 @@
         </w:trPr>
         <w:tc>
           <w:tcPr>
-            <w:tcW w:type="dxa" w:w="2405"/>
+            <w:tcW w:type="dxa" w:w="1793"/>
             <w:tcBorders>
               <w:top w:val="single" w:color="BFC9D6" w:sz="4"/>
               <w:left w:val="single" w:color="BFC9D6" w:sz="4"/>
@@ -9541,7 +9541,7 @@
         </w:tc>
         <w:tc>
           <w:tcPr>
-            <w:tcW w:type="dxa" w:w="2165"/>
+            <w:tcW w:type="dxa" w:w="1614"/>
             <w:tcBorders>
               <w:top w:val="single" w:color="BFC9D6" w:sz="4"/>
               <w:left w:val="single" w:color="BFC9D6" w:sz="4"/>
@@ -9577,7 +9577,7 @@
         </w:tc>
         <w:tc>
           <w:tcPr>
-            <w:tcW w:type="dxa" w:w="1924"/>
+            <w:tcW w:type="dxa" w:w="1434"/>
             <w:tcBorders>
               <w:top w:val="single" w:color="BFC9D6" w:sz="4"/>
               <w:left w:val="single" w:color="BFC9D6" w:sz="4"/>
@@ -9613,7 +9613,7 @@
         </w:tc>
         <w:tc>
           <w:tcPr>
-            <w:tcW w:type="dxa" w:w="3370"/>
+            <w:tcW w:type="dxa" w:w="5023"/>
             <w:tcBorders>
               <w:top w:val="single" w:color="BFC9D6" w:sz="4"/>
               <w:left w:val="single" w:color="BFC9D6" w:sz="4"/>
@@ -9654,7 +9654,7 @@
         </w:trPr>
         <w:tc>
           <w:tcPr>
-            <w:tcW w:type="dxa" w:w="2405"/>
+            <w:tcW w:type="dxa" w:w="1793"/>
             <w:tcBorders>
               <w:top w:val="single" w:color="BFC9D6" w:sz="4"/>
               <w:left w:val="single" w:color="BFC9D6" w:sz="4"/>
@@ -9691,7 +9691,7 @@
         </w:tc>
         <w:tc>
           <w:tcPr>
-            <w:tcW w:type="dxa" w:w="2165"/>
+            <w:tcW w:type="dxa" w:w="1614"/>
             <w:tcBorders>
               <w:top w:val="single" w:color="BFC9D6" w:sz="4"/>
               <w:left w:val="single" w:color="BFC9D6" w:sz="4"/>
@@ -9728,7 +9728,7 @@
         </w:tc>
         <w:tc>
           <w:tcPr>
-            <w:tcW w:type="dxa" w:w="1924"/>
+            <w:tcW w:type="dxa" w:w="1434"/>
             <w:tcBorders>
               <w:top w:val="single" w:color="BFC9D6" w:sz="4"/>
               <w:left w:val="single" w:color="BFC9D6" w:sz="4"/>
@@ -9765,7 +9765,7 @@
         </w:tc>
         <w:tc>
           <w:tcPr>
-            <w:tcW w:type="dxa" w:w="3370"/>
+            <w:tcW w:type="dxa" w:w="5023"/>
             <w:tcBorders>
               <w:top w:val="single" w:color="BFC9D6" w:sz="4"/>
               <w:left w:val="single" w:color="BFC9D6" w:sz="4"/>
@@ -9865,7 +9865,7 @@
         </w:trPr>
         <w:tc>
           <w:tcPr>
-            <w:tcW w:type="dxa" w:w="2405"/>
+            <w:tcW w:type="dxa" w:w="1793"/>
             <w:tcBorders>
               <w:top w:val="single" w:color="BFC9D6" w:sz="4"/>
               <w:left w:val="single" w:color="BFC9D6" w:sz="4"/>
@@ -9901,7 +9901,7 @@
         </w:tc>
         <w:tc>
           <w:tcPr>
-            <w:tcW w:type="dxa" w:w="2165"/>
+            <w:tcW w:type="dxa" w:w="1614"/>
             <w:tcBorders>
               <w:top w:val="single" w:color="BFC9D6" w:sz="4"/>
               <w:left w:val="single" w:color="BFC9D6" w:sz="4"/>
@@ -9937,7 +9937,7 @@
         </w:tc>
         <w:tc>
           <w:tcPr>
-            <w:tcW w:type="dxa" w:w="1924"/>
+            <w:tcW w:type="dxa" w:w="1434"/>
             <w:tcBorders>
               <w:top w:val="single" w:color="BFC9D6" w:sz="4"/>
               <w:left w:val="single" w:color="BFC9D6" w:sz="4"/>
@@ -9973,7 +9973,7 @@
         </w:tc>
         <w:tc>
           <w:tcPr>
-            <w:tcW w:type="dxa" w:w="3370"/>
+            <w:tcW w:type="dxa" w:w="5023"/>
             <w:tcBorders>
               <w:top w:val="single" w:color="BFC9D6" w:sz="4"/>
               <w:left w:val="single" w:color="BFC9D6" w:sz="4"/>
@@ -10014,7 +10014,7 @@
         </w:trPr>
         <w:tc>
           <w:tcPr>
-            <w:tcW w:type="dxa" w:w="2405"/>
+            <w:tcW w:type="dxa" w:w="1793"/>
             <w:tcBorders>
               <w:top w:val="single" w:color="BFC9D6" w:sz="4"/>
               <w:left w:val="single" w:color="BFC9D6" w:sz="4"/>
@@ -10045,13 +10045,13 @@
                 <w:szCs w:val="18"/>
                 <w:rtl/>
               </w:rPr>
-              <w:t xml:space="preserve">12. فتح الخدمة وإبلاغ المشتركين</w:t>
-            </w:r>
-          </w:p>
-        </w:tc>
-        <w:tc>
-          <w:tcPr>
-            <w:tcW w:type="dxa" w:w="2165"/>
+              <w:t xml:space="preserve">11ب. رؤوس سلاسل التدقيق المستعادة</w:t>
+            </w:r>
+          </w:p>
+        </w:tc>
+        <w:tc>
+          <w:tcPr>
+            <w:tcW w:type="dxa" w:w="1614"/>
             <w:tcBorders>
               <w:top w:val="single" w:color="BFC9D6" w:sz="4"/>
               <w:left w:val="single" w:color="BFC9D6" w:sz="4"/>
@@ -10082,13 +10082,13 @@
                 <w:szCs w:val="18"/>
                 <w:rtl/>
               </w:rPr>
-              <w:t xml:space="preserve">مسؤول العمليات</w:t>
-            </w:r>
-          </w:p>
-        </w:tc>
-        <w:tc>
-          <w:tcPr>
-            <w:tcW w:type="dxa" w:w="1924"/>
+              <w:t xml:space="preserve">مسؤول العمليات مع مسؤول الأمن</w:t>
+            </w:r>
+          </w:p>
+        </w:tc>
+        <w:tc>
+          <w:tcPr>
+            <w:tcW w:type="dxa" w:w="1434"/>
             <w:tcBorders>
               <w:top w:val="single" w:color="BFC9D6" w:sz="4"/>
               <w:left w:val="single" w:color="BFC9D6" w:sz="4"/>
@@ -10119,13 +10119,13 @@
                 <w:szCs w:val="18"/>
                 <w:rtl/>
               </w:rPr>
-              <w:t xml:space="preserve">—</w:t>
-            </w:r>
-          </w:p>
-        </w:tc>
-        <w:tc>
-          <w:tcPr>
-            <w:tcW w:type="dxa" w:w="3370"/>
+              <w:t xml:space="preserve">10 دقائق</w:t>
+            </w:r>
+          </w:p>
+        </w:tc>
+        <w:tc>
+          <w:tcPr>
+            <w:tcW w:type="dxa" w:w="5023"/>
             <w:tcBorders>
               <w:top w:val="single" w:color="BFC9D6" w:sz="4"/>
               <w:left w:val="single" w:color="BFC9D6" w:sz="4"/>
@@ -10156,7 +10156,55 @@
                 <w:szCs w:val="18"/>
                 <w:rtl/>
               </w:rPr>
-              <w:t xml:space="preserve">بالنقطة الزمنية التي استُعيدت إليها البيانات</w:t>
+              <w:t xml:space="preserve">القاعدة المستعادة تنتهي قبل آخر المراسي المحفوظة خارجها، فيفشل الفحص (ANCHOR_MISSING). </w:t>
+            </w:r>
+            <w:r>
+              <w:rPr>
+                <w:rFonts w:ascii="Courier New" w:cs="Courier New" w:eastAsia="Courier New" w:hAnsi="Courier New"/>
+                <w:b w:val="false"/>
+                <w:bCs w:val="false"/>
+                <w:color w:val="1F2937"/>
+                <w:sz w:val="16"/>
+                <w:szCs w:val="16"/>
+                <w:shd w:fill="F1F3F5" w:color="auto" w:val="clear"/>
+                <w:rtl/>
+              </w:rPr>
+              <w:t xml:space="preserve">‎tools/deploy/audit_anchor.sh restored &lt;المخزن&gt; &lt;مرجع التغيير&gt;‎</w:t>
+            </w:r>
+            <w:r>
+              <w:rPr>
+                <w:rFonts w:ascii="Arial" w:cs="Arial" w:eastAsia="Arial" w:hAnsi="Arial"/>
+                <w:b w:val="false"/>
+                <w:bCs w:val="false"/>
+                <w:sz w:val="18"/>
+                <w:szCs w:val="18"/>
+                <w:rtl/>
+              </w:rPr>
+              <w:t xml:space="preserve"> يفحص كل سلسلة فحصًا كاملًا مقابل المراسي حتى رأسها المستعاد، ويكتب ملف </w:t>
+            </w:r>
+            <w:r>
+              <w:rPr>
+                <w:rFonts w:ascii="Courier New" w:cs="Courier New" w:eastAsia="Courier New" w:hAnsi="Courier New"/>
+                <w:b w:val="false"/>
+                <w:bCs w:val="false"/>
+                <w:color w:val="1F2937"/>
+                <w:sz w:val="16"/>
+                <w:szCs w:val="16"/>
+                <w:shd w:fill="F1F3F5" w:color="auto" w:val="clear"/>
+                <w:rtl/>
+              </w:rPr>
+              <w:t xml:space="preserve">‎restore-...‎</w:t>
+            </w:r>
+            <w:r>
+              <w:rPr>
+                <w:rFonts w:ascii="Arial" w:cs="Arial" w:eastAsia="Arial" w:hAnsi="Arial"/>
+                <w:b w:val="false"/>
+                <w:bCs w:val="false"/>
+                <w:sz w:val="18"/>
+                <w:szCs w:val="18"/>
+                <w:rtl/>
+              </w:rPr>
+              <w:t xml:space="preserve"> بالرؤوس ومرجع التغيير؛ والمراسي بعدها لا تُحتسب. تُراجَع ملفات الاستعادة في المراجعة الشهرية (DOC-S12 §5.3؛ ADR 0033؛ المراجعة الداخلية v6، D13؛ AA7)</w:t>
             </w:r>
           </w:p>
         </w:tc>
@@ -10167,13 +10215,163 @@
         </w:trPr>
         <w:tc>
           <w:tcPr>
-            <w:tcW w:type="dxa" w:w="2405"/>
-            <w:tcBorders>
-              <w:top w:val="single" w:color="BFC9D6" w:sz="4"/>
-              <w:left w:val="single" w:color="BFC9D6" w:sz="4"/>
-              <w:bottom w:val="single" w:color="BFC9D6" w:sz="4"/>
-              <w:right w:val="single" w:color="BFC9D6" w:sz="4"/>
-            </w:tcBorders>
+            <w:tcW w:type="dxa" w:w="1793"/>
+            <w:tcBorders>
+              <w:top w:val="single" w:color="BFC9D6" w:sz="4"/>
+              <w:left w:val="single" w:color="BFC9D6" w:sz="4"/>
+              <w:bottom w:val="single" w:color="BFC9D6" w:sz="4"/>
+              <w:right w:val="single" w:color="BFC9D6" w:sz="4"/>
+            </w:tcBorders>
+            <w:tcMar>
+              <w:top w:type="dxa" w:w="50"/>
+              <w:left w:type="dxa" w:w="90"/>
+              <w:bottom w:type="dxa" w:w="50"/>
+              <w:right w:type="dxa" w:w="90"/>
+            </w:tcMar>
+            <w:vAlign w:val="top"/>
+          </w:tcPr>
+          <w:p>
+            <w:pPr>
+              <w:keepNext w:val="false"/>
+              <w:bidi/>
+              <w:spacing w:after="30" w:before="30" w:line="264"/>
+            </w:pPr>
+            <w:r>
+              <w:rPr>
+                <w:rFonts w:ascii="Arial" w:cs="Arial" w:eastAsia="Arial" w:hAnsi="Arial"/>
+                <w:b w:val="false"/>
+                <w:bCs w:val="false"/>
+                <w:sz w:val="18"/>
+                <w:szCs w:val="18"/>
+                <w:rtl/>
+              </w:rPr>
+              <w:t xml:space="preserve">12. فتح الخدمة وإبلاغ المشتركين</w:t>
+            </w:r>
+          </w:p>
+        </w:tc>
+        <w:tc>
+          <w:tcPr>
+            <w:tcW w:type="dxa" w:w="1614"/>
+            <w:tcBorders>
+              <w:top w:val="single" w:color="BFC9D6" w:sz="4"/>
+              <w:left w:val="single" w:color="BFC9D6" w:sz="4"/>
+              <w:bottom w:val="single" w:color="BFC9D6" w:sz="4"/>
+              <w:right w:val="single" w:color="BFC9D6" w:sz="4"/>
+            </w:tcBorders>
+            <w:tcMar>
+              <w:top w:type="dxa" w:w="50"/>
+              <w:left w:type="dxa" w:w="90"/>
+              <w:bottom w:type="dxa" w:w="50"/>
+              <w:right w:type="dxa" w:w="90"/>
+            </w:tcMar>
+            <w:vAlign w:val="top"/>
+          </w:tcPr>
+          <w:p>
+            <w:pPr>
+              <w:keepNext w:val="false"/>
+              <w:bidi/>
+              <w:spacing w:after="30" w:before="30" w:line="264"/>
+            </w:pPr>
+            <w:r>
+              <w:rPr>
+                <w:rFonts w:ascii="Arial" w:cs="Arial" w:eastAsia="Arial" w:hAnsi="Arial"/>
+                <w:b w:val="false"/>
+                <w:bCs w:val="false"/>
+                <w:sz w:val="18"/>
+                <w:szCs w:val="18"/>
+                <w:rtl/>
+              </w:rPr>
+              <w:t xml:space="preserve">مسؤول العمليات</w:t>
+            </w:r>
+          </w:p>
+        </w:tc>
+        <w:tc>
+          <w:tcPr>
+            <w:tcW w:type="dxa" w:w="1434"/>
+            <w:tcBorders>
+              <w:top w:val="single" w:color="BFC9D6" w:sz="4"/>
+              <w:left w:val="single" w:color="BFC9D6" w:sz="4"/>
+              <w:bottom w:val="single" w:color="BFC9D6" w:sz="4"/>
+              <w:right w:val="single" w:color="BFC9D6" w:sz="4"/>
+            </w:tcBorders>
+            <w:tcMar>
+              <w:top w:type="dxa" w:w="50"/>
+              <w:left w:type="dxa" w:w="90"/>
+              <w:bottom w:type="dxa" w:w="50"/>
+              <w:right w:type="dxa" w:w="90"/>
+            </w:tcMar>
+            <w:vAlign w:val="top"/>
+          </w:tcPr>
+          <w:p>
+            <w:pPr>
+              <w:keepNext w:val="false"/>
+              <w:bidi/>
+              <w:spacing w:after="30" w:before="30" w:line="264"/>
+            </w:pPr>
+            <w:r>
+              <w:rPr>
+                <w:rFonts w:ascii="Arial" w:cs="Arial" w:eastAsia="Arial" w:hAnsi="Arial"/>
+                <w:b w:val="false"/>
+                <w:bCs w:val="false"/>
+                <w:sz w:val="18"/>
+                <w:szCs w:val="18"/>
+                <w:rtl/>
+              </w:rPr>
+              <w:t xml:space="preserve">—</w:t>
+            </w:r>
+          </w:p>
+        </w:tc>
+        <w:tc>
+          <w:tcPr>
+            <w:tcW w:type="dxa" w:w="5023"/>
+            <w:tcBorders>
+              <w:top w:val="single" w:color="BFC9D6" w:sz="4"/>
+              <w:left w:val="single" w:color="BFC9D6" w:sz="4"/>
+              <w:bottom w:val="single" w:color="BFC9D6" w:sz="4"/>
+              <w:right w:val="single" w:color="BFC9D6" w:sz="4"/>
+            </w:tcBorders>
+            <w:tcMar>
+              <w:top w:type="dxa" w:w="50"/>
+              <w:left w:type="dxa" w:w="90"/>
+              <w:bottom w:type="dxa" w:w="50"/>
+              <w:right w:type="dxa" w:w="90"/>
+            </w:tcMar>
+            <w:vAlign w:val="top"/>
+          </w:tcPr>
+          <w:p>
+            <w:pPr>
+              <w:keepNext w:val="false"/>
+              <w:bidi/>
+              <w:spacing w:after="30" w:before="30" w:line="264"/>
+            </w:pPr>
+            <w:r>
+              <w:rPr>
+                <w:rFonts w:ascii="Arial" w:cs="Arial" w:eastAsia="Arial" w:hAnsi="Arial"/>
+                <w:b w:val="false"/>
+                <w:bCs w:val="false"/>
+                <w:sz w:val="18"/>
+                <w:szCs w:val="18"/>
+                <w:rtl/>
+              </w:rPr>
+              <w:t xml:space="preserve">بالنقطة الزمنية التي استُعيدت إليها البيانات</w:t>
+            </w:r>
+          </w:p>
+        </w:tc>
+      </w:tr>
+      <w:tr>
+        <w:trPr>
+          <w:cantSplit/>
+        </w:trPr>
+        <w:tc>
+          <w:tcPr>
+            <w:tcW w:type="dxa" w:w="1793"/>
+            <w:tcBorders>
+              <w:top w:val="single" w:color="BFC9D6" w:sz="4"/>
+              <w:left w:val="single" w:color="BFC9D6" w:sz="4"/>
+              <w:bottom w:val="single" w:color="BFC9D6" w:sz="4"/>
+              <w:right w:val="single" w:color="BFC9D6" w:sz="4"/>
+            </w:tcBorders>
+            <w:shd w:fill="F5F8FC" w:color="auto" w:val="clear"/>
             <w:tcMar>
               <w:top w:type="dxa" w:w="50"/>
               <w:left w:type="dxa" w:w="90"/>
@@ -10203,13 +10401,14 @@
         </w:tc>
         <w:tc>
           <w:tcPr>
-            <w:tcW w:type="dxa" w:w="2165"/>
-            <w:tcBorders>
-              <w:top w:val="single" w:color="BFC9D6" w:sz="4"/>
-              <w:left w:val="single" w:color="BFC9D6" w:sz="4"/>
-              <w:bottom w:val="single" w:color="BFC9D6" w:sz="4"/>
-              <w:right w:val="single" w:color="BFC9D6" w:sz="4"/>
-            </w:tcBorders>
+            <w:tcW w:type="dxa" w:w="1614"/>
+            <w:tcBorders>
+              <w:top w:val="single" w:color="BFC9D6" w:sz="4"/>
+              <w:left w:val="single" w:color="BFC9D6" w:sz="4"/>
+              <w:bottom w:val="single" w:color="BFC9D6" w:sz="4"/>
+              <w:right w:val="single" w:color="BFC9D6" w:sz="4"/>
+            </w:tcBorders>
+            <w:shd w:fill="F5F8FC" w:color="auto" w:val="clear"/>
             <w:tcMar>
               <w:top w:type="dxa" w:w="50"/>
               <w:left w:type="dxa" w:w="90"/>
@@ -10239,13 +10438,14 @@
         </w:tc>
         <w:tc>
           <w:tcPr>
-            <w:tcW w:type="dxa" w:w="1924"/>
-            <w:tcBorders>
-              <w:top w:val="single" w:color="BFC9D6" w:sz="4"/>
-              <w:left w:val="single" w:color="BFC9D6" w:sz="4"/>
-              <w:bottom w:val="single" w:color="BFC9D6" w:sz="4"/>
-              <w:right w:val="single" w:color="BFC9D6" w:sz="4"/>
-            </w:tcBorders>
+            <w:tcW w:type="dxa" w:w="1434"/>
+            <w:tcBorders>
+              <w:top w:val="single" w:color="BFC9D6" w:sz="4"/>
+              <w:left w:val="single" w:color="BFC9D6" w:sz="4"/>
+              <w:bottom w:val="single" w:color="BFC9D6" w:sz="4"/>
+              <w:right w:val="single" w:color="BFC9D6" w:sz="4"/>
+            </w:tcBorders>
+            <w:shd w:fill="F5F8FC" w:color="auto" w:val="clear"/>
             <w:tcMar>
               <w:top w:type="dxa" w:w="50"/>
               <w:left w:type="dxa" w:w="90"/>
@@ -10275,13 +10475,14 @@
         </w:tc>
         <w:tc>
           <w:tcPr>
-            <w:tcW w:type="dxa" w:w="3370"/>
-            <w:tcBorders>
-              <w:top w:val="single" w:color="BFC9D6" w:sz="4"/>
-              <w:left w:val="single" w:color="BFC9D6" w:sz="4"/>
-              <w:bottom w:val="single" w:color="BFC9D6" w:sz="4"/>
-              <w:right w:val="single" w:color="BFC9D6" w:sz="4"/>
-            </w:tcBorders>
+            <w:tcW w:type="dxa" w:w="5023"/>
+            <w:tcBorders>
+              <w:top w:val="single" w:color="BFC9D6" w:sz="4"/>
+              <w:left w:val="single" w:color="BFC9D6" w:sz="4"/>
+              <w:bottom w:val="single" w:color="BFC9D6" w:sz="4"/>
+              <w:right w:val="single" w:color="BFC9D6" w:sz="4"/>
+            </w:tcBorders>
+            <w:shd w:fill="F5F8FC" w:color="auto" w:val="clear"/>
             <w:tcMar>
               <w:top w:type="dxa" w:w="50"/>
               <w:left w:type="dxa" w:w="90"/>
